--- a/en/020_Application_Development_Standards/010_Design_Standards/DB_Design_Standards.docx
+++ b/en/020_Application_Development_Standards/010_Design_Standards/DB_Design_Standards.docx
@@ -1,6 +1,6 @@
 
 <file path=word/document.xml><?xml version="1.0" encoding="utf-8"?>
-<w:document xmlns:wpc="http://schemas.microsoft.com/office/word/2010/wordprocessingCanvas" xmlns:cx="http://schemas.microsoft.com/office/drawing/2014/chartex" xmlns:cx1="http://schemas.microsoft.com/office/drawing/2015/9/8/chartex" xmlns:cx2="http://schemas.microsoft.com/office/drawing/2015/10/21/chartex" xmlns:cx3="http://schemas.microsoft.com/office/drawing/2016/5/9/chartex" xmlns:cx4="http://schemas.microsoft.com/office/drawing/2016/5/10/chartex" xmlns:cx5="http://schemas.microsoft.com/office/drawing/2016/5/11/chartex" xmlns:cx6="http://schemas.microsoft.com/office/drawing/2016/5/12/chartex" xmlns:cx7="http://schemas.microsoft.com/office/drawing/2016/5/13/chartex" xmlns:cx8="http://schemas.microsoft.com/office/drawing/2016/5/14/chartex" xmlns:mc="http://schemas.openxmlformats.org/markup-compatibility/2006" xmlns:aink="http://schemas.microsoft.com/office/drawing/2016/ink" xmlns:am3d="http://schemas.microsoft.com/office/drawing/2017/model3d" xmlns:o="urn:schemas-microsoft-com:office:office" xmlns:r="http://schemas.openxmlformats.org/officeDocument/2006/relationships" xmlns:m="http://schemas.openxmlformats.org/officeDocument/2006/math" xmlns:v="urn:schemas-microsoft-com:vml" xmlns:wp14="http://schemas.microsoft.com/office/word/2010/wordprocessingDrawing" xmlns:wp="http://schemas.openxmlformats.org/drawingml/2006/wordprocessingDrawing" xmlns:w10="urn:schemas-microsoft-com:office:word" xmlns:w="http://schemas.openxmlformats.org/wordprocessingml/2006/main" xmlns:w14="http://schemas.microsoft.com/office/word/2010/wordml" xmlns:w15="http://schemas.microsoft.com/office/word/2012/wordml" xmlns:w16cex="http://schemas.microsoft.com/office/word/2018/wordml/cex" xmlns:w16cid="http://schemas.microsoft.com/office/word/2016/wordml/cid" xmlns:w16="http://schemas.microsoft.com/office/word/2018/wordml" xmlns:w16sdtdh="http://schemas.microsoft.com/office/word/2020/wordml/sdtdatahash" xmlns:w16se="http://schemas.microsoft.com/office/word/2015/wordml/symex" xmlns:wpg="http://schemas.microsoft.com/office/word/2010/wordprocessingGroup" xmlns:wpi="http://schemas.microsoft.com/office/word/2010/wordprocessingInk" xmlns:wne="http://schemas.microsoft.com/office/word/2006/wordml" xmlns:wps="http://schemas.microsoft.com/office/word/2010/wordprocessingShape" mc:Ignorable="w14 w15 w16se w16cid w16 w16cex w16sdtdh wp14">
+<w:document xmlns:wpc="http://schemas.microsoft.com/office/word/2010/wordprocessingCanvas" xmlns:cx="http://schemas.microsoft.com/office/drawing/2014/chartex" xmlns:cx1="http://schemas.microsoft.com/office/drawing/2015/9/8/chartex" xmlns:cx2="http://schemas.microsoft.com/office/drawing/2015/10/21/chartex" xmlns:cx3="http://schemas.microsoft.com/office/drawing/2016/5/9/chartex" xmlns:cx4="http://schemas.microsoft.com/office/drawing/2016/5/10/chartex" xmlns:cx5="http://schemas.microsoft.com/office/drawing/2016/5/11/chartex" xmlns:cx6="http://schemas.microsoft.com/office/drawing/2016/5/12/chartex" xmlns:cx7="http://schemas.microsoft.com/office/drawing/2016/5/13/chartex" xmlns:cx8="http://schemas.microsoft.com/office/drawing/2016/5/14/chartex" xmlns:mc="http://schemas.openxmlformats.org/markup-compatibility/2006" xmlns:aink="http://schemas.microsoft.com/office/drawing/2016/ink" xmlns:am3d="http://schemas.microsoft.com/office/drawing/2017/model3d" xmlns:o="urn:schemas-microsoft-com:office:office" xmlns:oel="http://schemas.microsoft.com/office/2019/extlst" xmlns:r="http://schemas.openxmlformats.org/officeDocument/2006/relationships" xmlns:m="http://schemas.openxmlformats.org/officeDocument/2006/math" xmlns:v="urn:schemas-microsoft-com:vml" xmlns:wp14="http://schemas.microsoft.com/office/word/2010/wordprocessingDrawing" xmlns:wp="http://schemas.openxmlformats.org/drawingml/2006/wordprocessingDrawing" xmlns:w10="urn:schemas-microsoft-com:office:word" xmlns:w="http://schemas.openxmlformats.org/wordprocessingml/2006/main" xmlns:w14="http://schemas.microsoft.com/office/word/2010/wordml" xmlns:w15="http://schemas.microsoft.com/office/word/2012/wordml" xmlns:w16cex="http://schemas.microsoft.com/office/word/2018/wordml/cex" xmlns:w16cid="http://schemas.microsoft.com/office/word/2016/wordml/cid" xmlns:w16="http://schemas.microsoft.com/office/word/2018/wordml" xmlns:w16sdtdh="http://schemas.microsoft.com/office/word/2020/wordml/sdtdatahash" xmlns:w16se="http://schemas.microsoft.com/office/word/2015/wordml/symex" xmlns:wpg="http://schemas.microsoft.com/office/word/2010/wordprocessingGroup" xmlns:wpi="http://schemas.microsoft.com/office/word/2010/wordprocessingInk" xmlns:wne="http://schemas.microsoft.com/office/word/2006/wordml" xmlns:wps="http://schemas.microsoft.com/office/word/2010/wordprocessingShape" mc:Ignorable="w14 w15 w16se w16cid w16 w16cex w16sdtdh wp14">
   <w:body>
     <w:p>
       <w:pPr>
@@ -16518,7 +16518,19 @@
         <w:rPr>
           <w:rFonts w:ascii="Times New Roman" w:hAnsi="Times New Roman"/>
         </w:rPr>
-        <w:t xml:space="preserve">No definition required (because there is no need to </w:t>
+        <w:t>No definition required (because there is no need to</w:t>
+      </w:r>
+      <w:r>
+        <w:rPr>
+          <w:rFonts w:ascii="Times New Roman" w:hAnsi="Times New Roman"/>
+        </w:rPr>
+        <w:t xml:space="preserve"> manage</w:t>
+      </w:r>
+      <w:r>
+        <w:rPr>
+          <w:rFonts w:ascii="Times New Roman" w:hAnsi="Times New Roman"/>
+        </w:rPr>
+        <w:t xml:space="preserve"> </w:t>
       </w:r>
       <w:r>
         <w:rPr>
@@ -25854,7 +25866,7 @@
 </file>
 
 <file path=word/endnotes.xml><?xml version="1.0" encoding="utf-8"?>
-<w:endnotes xmlns:wpc="http://schemas.microsoft.com/office/word/2010/wordprocessingCanvas" xmlns:cx="http://schemas.microsoft.com/office/drawing/2014/chartex" xmlns:cx1="http://schemas.microsoft.com/office/drawing/2015/9/8/chartex" xmlns:cx2="http://schemas.microsoft.com/office/drawing/2015/10/21/chartex" xmlns:cx3="http://schemas.microsoft.com/office/drawing/2016/5/9/chartex" xmlns:cx4="http://schemas.microsoft.com/office/drawing/2016/5/10/chartex" xmlns:cx5="http://schemas.microsoft.com/office/drawing/2016/5/11/chartex" xmlns:cx6="http://schemas.microsoft.com/office/drawing/2016/5/12/chartex" xmlns:cx7="http://schemas.microsoft.com/office/drawing/2016/5/13/chartex" xmlns:cx8="http://schemas.microsoft.com/office/drawing/2016/5/14/chartex" xmlns:mc="http://schemas.openxmlformats.org/markup-compatibility/2006" xmlns:aink="http://schemas.microsoft.com/office/drawing/2016/ink" xmlns:am3d="http://schemas.microsoft.com/office/drawing/2017/model3d" xmlns:o="urn:schemas-microsoft-com:office:office" xmlns:r="http://schemas.openxmlformats.org/officeDocument/2006/relationships" xmlns:m="http://schemas.openxmlformats.org/officeDocument/2006/math" xmlns:v="urn:schemas-microsoft-com:vml" xmlns:wp14="http://schemas.microsoft.com/office/word/2010/wordprocessingDrawing" xmlns:wp="http://schemas.openxmlformats.org/drawingml/2006/wordprocessingDrawing" xmlns:w10="urn:schemas-microsoft-com:office:word" xmlns:w="http://schemas.openxmlformats.org/wordprocessingml/2006/main" xmlns:w14="http://schemas.microsoft.com/office/word/2010/wordml" xmlns:w15="http://schemas.microsoft.com/office/word/2012/wordml" xmlns:w16cex="http://schemas.microsoft.com/office/word/2018/wordml/cex" xmlns:w16cid="http://schemas.microsoft.com/office/word/2016/wordml/cid" xmlns:w16="http://schemas.microsoft.com/office/word/2018/wordml" xmlns:w16sdtdh="http://schemas.microsoft.com/office/word/2020/wordml/sdtdatahash" xmlns:w16se="http://schemas.microsoft.com/office/word/2015/wordml/symex" xmlns:wpg="http://schemas.microsoft.com/office/word/2010/wordprocessingGroup" xmlns:wpi="http://schemas.microsoft.com/office/word/2010/wordprocessingInk" xmlns:wne="http://schemas.microsoft.com/office/word/2006/wordml" xmlns:wps="http://schemas.microsoft.com/office/word/2010/wordprocessingShape" mc:Ignorable="w14 w15 w16se w16cid w16 w16cex w16sdtdh wp14">
+<w:endnotes xmlns:wpc="http://schemas.microsoft.com/office/word/2010/wordprocessingCanvas" xmlns:cx="http://schemas.microsoft.com/office/drawing/2014/chartex" xmlns:cx1="http://schemas.microsoft.com/office/drawing/2015/9/8/chartex" xmlns:cx2="http://schemas.microsoft.com/office/drawing/2015/10/21/chartex" xmlns:cx3="http://schemas.microsoft.com/office/drawing/2016/5/9/chartex" xmlns:cx4="http://schemas.microsoft.com/office/drawing/2016/5/10/chartex" xmlns:cx5="http://schemas.microsoft.com/office/drawing/2016/5/11/chartex" xmlns:cx6="http://schemas.microsoft.com/office/drawing/2016/5/12/chartex" xmlns:cx7="http://schemas.microsoft.com/office/drawing/2016/5/13/chartex" xmlns:cx8="http://schemas.microsoft.com/office/drawing/2016/5/14/chartex" xmlns:mc="http://schemas.openxmlformats.org/markup-compatibility/2006" xmlns:aink="http://schemas.microsoft.com/office/drawing/2016/ink" xmlns:am3d="http://schemas.microsoft.com/office/drawing/2017/model3d" xmlns:o="urn:schemas-microsoft-com:office:office" xmlns:oel="http://schemas.microsoft.com/office/2019/extlst" xmlns:r="http://schemas.openxmlformats.org/officeDocument/2006/relationships" xmlns:m="http://schemas.openxmlformats.org/officeDocument/2006/math" xmlns:v="urn:schemas-microsoft-com:vml" xmlns:wp14="http://schemas.microsoft.com/office/word/2010/wordprocessingDrawing" xmlns:wp="http://schemas.openxmlformats.org/drawingml/2006/wordprocessingDrawing" xmlns:w10="urn:schemas-microsoft-com:office:word" xmlns:w="http://schemas.openxmlformats.org/wordprocessingml/2006/main" xmlns:w14="http://schemas.microsoft.com/office/word/2010/wordml" xmlns:w15="http://schemas.microsoft.com/office/word/2012/wordml" xmlns:w16cex="http://schemas.microsoft.com/office/word/2018/wordml/cex" xmlns:w16cid="http://schemas.microsoft.com/office/word/2016/wordml/cid" xmlns:w16="http://schemas.microsoft.com/office/word/2018/wordml" xmlns:w16sdtdh="http://schemas.microsoft.com/office/word/2020/wordml/sdtdatahash" xmlns:w16se="http://schemas.microsoft.com/office/word/2015/wordml/symex" xmlns:wpg="http://schemas.microsoft.com/office/word/2010/wordprocessingGroup" xmlns:wpi="http://schemas.microsoft.com/office/word/2010/wordprocessingInk" xmlns:wne="http://schemas.microsoft.com/office/word/2006/wordml" xmlns:wps="http://schemas.microsoft.com/office/word/2010/wordprocessingShape" mc:Ignorable="w14 w15 w16se w16cid w16 w16cex w16sdtdh wp14">
   <w:endnote w:type="separator" w:id="-1">
     <w:p>
       <w:r>
@@ -25873,7 +25885,7 @@
 </file>
 
 <file path=word/footer1.xml><?xml version="1.0" encoding="utf-8"?>
-<w:ftr xmlns:wpc="http://schemas.microsoft.com/office/word/2010/wordprocessingCanvas" xmlns:cx="http://schemas.microsoft.com/office/drawing/2014/chartex" xmlns:cx1="http://schemas.microsoft.com/office/drawing/2015/9/8/chartex" xmlns:cx2="http://schemas.microsoft.com/office/drawing/2015/10/21/chartex" xmlns:cx3="http://schemas.microsoft.com/office/drawing/2016/5/9/chartex" xmlns:cx4="http://schemas.microsoft.com/office/drawing/2016/5/10/chartex" xmlns:cx5="http://schemas.microsoft.com/office/drawing/2016/5/11/chartex" xmlns:cx6="http://schemas.microsoft.com/office/drawing/2016/5/12/chartex" xmlns:cx7="http://schemas.microsoft.com/office/drawing/2016/5/13/chartex" xmlns:cx8="http://schemas.microsoft.com/office/drawing/2016/5/14/chartex" xmlns:mc="http://schemas.openxmlformats.org/markup-compatibility/2006" xmlns:aink="http://schemas.microsoft.com/office/drawing/2016/ink" xmlns:am3d="http://schemas.microsoft.com/office/drawing/2017/model3d" xmlns:o="urn:schemas-microsoft-com:office:office" xmlns:r="http://schemas.openxmlformats.org/officeDocument/2006/relationships" xmlns:m="http://schemas.openxmlformats.org/officeDocument/2006/math" xmlns:v="urn:schemas-microsoft-com:vml" xmlns:wp14="http://schemas.microsoft.com/office/word/2010/wordprocessingDrawing" xmlns:wp="http://schemas.openxmlformats.org/drawingml/2006/wordprocessingDrawing" xmlns:w10="urn:schemas-microsoft-com:office:word" xmlns:w="http://schemas.openxmlformats.org/wordprocessingml/2006/main" xmlns:w14="http://schemas.microsoft.com/office/word/2010/wordml" xmlns:w15="http://schemas.microsoft.com/office/word/2012/wordml" xmlns:w16cex="http://schemas.microsoft.com/office/word/2018/wordml/cex" xmlns:w16cid="http://schemas.microsoft.com/office/word/2016/wordml/cid" xmlns:w16="http://schemas.microsoft.com/office/word/2018/wordml" xmlns:w16sdtdh="http://schemas.microsoft.com/office/word/2020/wordml/sdtdatahash" xmlns:w16se="http://schemas.microsoft.com/office/word/2015/wordml/symex" xmlns:wpg="http://schemas.microsoft.com/office/word/2010/wordprocessingGroup" xmlns:wpi="http://schemas.microsoft.com/office/word/2010/wordprocessingInk" xmlns:wne="http://schemas.microsoft.com/office/word/2006/wordml" xmlns:wps="http://schemas.microsoft.com/office/word/2010/wordprocessingShape" mc:Ignorable="w14 w15 w16se w16cid w16 w16cex w16sdtdh wp14">
+<w:ftr xmlns:wpc="http://schemas.microsoft.com/office/word/2010/wordprocessingCanvas" xmlns:cx="http://schemas.microsoft.com/office/drawing/2014/chartex" xmlns:cx1="http://schemas.microsoft.com/office/drawing/2015/9/8/chartex" xmlns:cx2="http://schemas.microsoft.com/office/drawing/2015/10/21/chartex" xmlns:cx3="http://schemas.microsoft.com/office/drawing/2016/5/9/chartex" xmlns:cx4="http://schemas.microsoft.com/office/drawing/2016/5/10/chartex" xmlns:cx5="http://schemas.microsoft.com/office/drawing/2016/5/11/chartex" xmlns:cx6="http://schemas.microsoft.com/office/drawing/2016/5/12/chartex" xmlns:cx7="http://schemas.microsoft.com/office/drawing/2016/5/13/chartex" xmlns:cx8="http://schemas.microsoft.com/office/drawing/2016/5/14/chartex" xmlns:mc="http://schemas.openxmlformats.org/markup-compatibility/2006" xmlns:aink="http://schemas.microsoft.com/office/drawing/2016/ink" xmlns:am3d="http://schemas.microsoft.com/office/drawing/2017/model3d" xmlns:o="urn:schemas-microsoft-com:office:office" xmlns:oel="http://schemas.microsoft.com/office/2019/extlst" xmlns:r="http://schemas.openxmlformats.org/officeDocument/2006/relationships" xmlns:m="http://schemas.openxmlformats.org/officeDocument/2006/math" xmlns:v="urn:schemas-microsoft-com:vml" xmlns:wp14="http://schemas.microsoft.com/office/word/2010/wordprocessingDrawing" xmlns:wp="http://schemas.openxmlformats.org/drawingml/2006/wordprocessingDrawing" xmlns:w10="urn:schemas-microsoft-com:office:word" xmlns:w="http://schemas.openxmlformats.org/wordprocessingml/2006/main" xmlns:w14="http://schemas.microsoft.com/office/word/2010/wordml" xmlns:w15="http://schemas.microsoft.com/office/word/2012/wordml" xmlns:w16cex="http://schemas.microsoft.com/office/word/2018/wordml/cex" xmlns:w16cid="http://schemas.microsoft.com/office/word/2016/wordml/cid" xmlns:w16="http://schemas.microsoft.com/office/word/2018/wordml" xmlns:w16sdtdh="http://schemas.microsoft.com/office/word/2020/wordml/sdtdatahash" xmlns:w16se="http://schemas.microsoft.com/office/word/2015/wordml/symex" xmlns:wpg="http://schemas.microsoft.com/office/word/2010/wordprocessingGroup" xmlns:wpi="http://schemas.microsoft.com/office/word/2010/wordprocessingInk" xmlns:wne="http://schemas.microsoft.com/office/word/2006/wordml" xmlns:wps="http://schemas.microsoft.com/office/word/2010/wordprocessingShape" mc:Ignorable="w14 w15 w16se w16cid w16 w16cex w16sdtdh wp14">
   <w:p>
     <w:pPr>
       <w:tabs>
@@ -25886,7 +25898,7 @@
 </file>
 
 <file path=word/footer2.xml><?xml version="1.0" encoding="utf-8"?>
-<w:ftr xmlns:wpc="http://schemas.microsoft.com/office/word/2010/wordprocessingCanvas" xmlns:cx="http://schemas.microsoft.com/office/drawing/2014/chartex" xmlns:cx1="http://schemas.microsoft.com/office/drawing/2015/9/8/chartex" xmlns:cx2="http://schemas.microsoft.com/office/drawing/2015/10/21/chartex" xmlns:cx3="http://schemas.microsoft.com/office/drawing/2016/5/9/chartex" xmlns:cx4="http://schemas.microsoft.com/office/drawing/2016/5/10/chartex" xmlns:cx5="http://schemas.microsoft.com/office/drawing/2016/5/11/chartex" xmlns:cx6="http://schemas.microsoft.com/office/drawing/2016/5/12/chartex" xmlns:cx7="http://schemas.microsoft.com/office/drawing/2016/5/13/chartex" xmlns:cx8="http://schemas.microsoft.com/office/drawing/2016/5/14/chartex" xmlns:mc="http://schemas.openxmlformats.org/markup-compatibility/2006" xmlns:aink="http://schemas.microsoft.com/office/drawing/2016/ink" xmlns:am3d="http://schemas.microsoft.com/office/drawing/2017/model3d" xmlns:o="urn:schemas-microsoft-com:office:office" xmlns:r="http://schemas.openxmlformats.org/officeDocument/2006/relationships" xmlns:m="http://schemas.openxmlformats.org/officeDocument/2006/math" xmlns:v="urn:schemas-microsoft-com:vml" xmlns:wp14="http://schemas.microsoft.com/office/word/2010/wordprocessingDrawing" xmlns:wp="http://schemas.openxmlformats.org/drawingml/2006/wordprocessingDrawing" xmlns:w10="urn:schemas-microsoft-com:office:word" xmlns:w="http://schemas.openxmlformats.org/wordprocessingml/2006/main" xmlns:w14="http://schemas.microsoft.com/office/word/2010/wordml" xmlns:w15="http://schemas.microsoft.com/office/word/2012/wordml" xmlns:w16cex="http://schemas.microsoft.com/office/word/2018/wordml/cex" xmlns:w16cid="http://schemas.microsoft.com/office/word/2016/wordml/cid" xmlns:w16="http://schemas.microsoft.com/office/word/2018/wordml" xmlns:w16sdtdh="http://schemas.microsoft.com/office/word/2020/wordml/sdtdatahash" xmlns:w16se="http://schemas.microsoft.com/office/word/2015/wordml/symex" xmlns:wpg="http://schemas.microsoft.com/office/word/2010/wordprocessingGroup" xmlns:wpi="http://schemas.microsoft.com/office/word/2010/wordprocessingInk" xmlns:wne="http://schemas.microsoft.com/office/word/2006/wordml" xmlns:wps="http://schemas.microsoft.com/office/word/2010/wordprocessingShape" mc:Ignorable="w14 w15 w16se w16cid w16 w16cex w16sdtdh wp14">
+<w:ftr xmlns:wpc="http://schemas.microsoft.com/office/word/2010/wordprocessingCanvas" xmlns:cx="http://schemas.microsoft.com/office/drawing/2014/chartex" xmlns:cx1="http://schemas.microsoft.com/office/drawing/2015/9/8/chartex" xmlns:cx2="http://schemas.microsoft.com/office/drawing/2015/10/21/chartex" xmlns:cx3="http://schemas.microsoft.com/office/drawing/2016/5/9/chartex" xmlns:cx4="http://schemas.microsoft.com/office/drawing/2016/5/10/chartex" xmlns:cx5="http://schemas.microsoft.com/office/drawing/2016/5/11/chartex" xmlns:cx6="http://schemas.microsoft.com/office/drawing/2016/5/12/chartex" xmlns:cx7="http://schemas.microsoft.com/office/drawing/2016/5/13/chartex" xmlns:cx8="http://schemas.microsoft.com/office/drawing/2016/5/14/chartex" xmlns:mc="http://schemas.openxmlformats.org/markup-compatibility/2006" xmlns:aink="http://schemas.microsoft.com/office/drawing/2016/ink" xmlns:am3d="http://schemas.microsoft.com/office/drawing/2017/model3d" xmlns:o="urn:schemas-microsoft-com:office:office" xmlns:oel="http://schemas.microsoft.com/office/2019/extlst" xmlns:r="http://schemas.openxmlformats.org/officeDocument/2006/relationships" xmlns:m="http://schemas.openxmlformats.org/officeDocument/2006/math" xmlns:v="urn:schemas-microsoft-com:vml" xmlns:wp14="http://schemas.microsoft.com/office/word/2010/wordprocessingDrawing" xmlns:wp="http://schemas.openxmlformats.org/drawingml/2006/wordprocessingDrawing" xmlns:w10="urn:schemas-microsoft-com:office:word" xmlns:w="http://schemas.openxmlformats.org/wordprocessingml/2006/main" xmlns:w14="http://schemas.microsoft.com/office/word/2010/wordml" xmlns:w15="http://schemas.microsoft.com/office/word/2012/wordml" xmlns:w16cex="http://schemas.microsoft.com/office/word/2018/wordml/cex" xmlns:w16cid="http://schemas.microsoft.com/office/word/2016/wordml/cid" xmlns:w16="http://schemas.microsoft.com/office/word/2018/wordml" xmlns:w16sdtdh="http://schemas.microsoft.com/office/word/2020/wordml/sdtdatahash" xmlns:w16se="http://schemas.microsoft.com/office/word/2015/wordml/symex" xmlns:wpg="http://schemas.microsoft.com/office/word/2010/wordprocessingGroup" xmlns:wpi="http://schemas.microsoft.com/office/word/2010/wordprocessingInk" xmlns:wne="http://schemas.microsoft.com/office/word/2006/wordml" xmlns:wps="http://schemas.microsoft.com/office/word/2010/wordprocessingShape" mc:Ignorable="w14 w15 w16se w16cid w16 w16cex w16sdtdh wp14">
   <w:p>
     <w:pPr>
       <w:pStyle w:val="af0"/>
@@ -25899,13 +25911,13 @@
 </file>
 
 <file path=word/footer3.xml><?xml version="1.0" encoding="utf-8"?>
-<w:ftr xmlns:wpc="http://schemas.microsoft.com/office/word/2010/wordprocessingCanvas" xmlns:cx="http://schemas.microsoft.com/office/drawing/2014/chartex" xmlns:cx1="http://schemas.microsoft.com/office/drawing/2015/9/8/chartex" xmlns:cx2="http://schemas.microsoft.com/office/drawing/2015/10/21/chartex" xmlns:cx3="http://schemas.microsoft.com/office/drawing/2016/5/9/chartex" xmlns:cx4="http://schemas.microsoft.com/office/drawing/2016/5/10/chartex" xmlns:cx5="http://schemas.microsoft.com/office/drawing/2016/5/11/chartex" xmlns:cx6="http://schemas.microsoft.com/office/drawing/2016/5/12/chartex" xmlns:cx7="http://schemas.microsoft.com/office/drawing/2016/5/13/chartex" xmlns:cx8="http://schemas.microsoft.com/office/drawing/2016/5/14/chartex" xmlns:mc="http://schemas.openxmlformats.org/markup-compatibility/2006" xmlns:aink="http://schemas.microsoft.com/office/drawing/2016/ink" xmlns:am3d="http://schemas.microsoft.com/office/drawing/2017/model3d" xmlns:o="urn:schemas-microsoft-com:office:office" xmlns:r="http://schemas.openxmlformats.org/officeDocument/2006/relationships" xmlns:m="http://schemas.openxmlformats.org/officeDocument/2006/math" xmlns:v="urn:schemas-microsoft-com:vml" xmlns:wp14="http://schemas.microsoft.com/office/word/2010/wordprocessingDrawing" xmlns:wp="http://schemas.openxmlformats.org/drawingml/2006/wordprocessingDrawing" xmlns:w10="urn:schemas-microsoft-com:office:word" xmlns:w="http://schemas.openxmlformats.org/wordprocessingml/2006/main" xmlns:w14="http://schemas.microsoft.com/office/word/2010/wordml" xmlns:w15="http://schemas.microsoft.com/office/word/2012/wordml" xmlns:w16cex="http://schemas.microsoft.com/office/word/2018/wordml/cex" xmlns:w16cid="http://schemas.microsoft.com/office/word/2016/wordml/cid" xmlns:w16="http://schemas.microsoft.com/office/word/2018/wordml" xmlns:w16sdtdh="http://schemas.microsoft.com/office/word/2020/wordml/sdtdatahash" xmlns:w16se="http://schemas.microsoft.com/office/word/2015/wordml/symex" xmlns:wpg="http://schemas.microsoft.com/office/word/2010/wordprocessingGroup" xmlns:wpi="http://schemas.microsoft.com/office/word/2010/wordprocessingInk" xmlns:wne="http://schemas.microsoft.com/office/word/2006/wordml" xmlns:wps="http://schemas.microsoft.com/office/word/2010/wordprocessingShape" mc:Ignorable="w14 w15 w16se w16cid w16 w16cex w16sdtdh wp14">
+<w:ftr xmlns:wpc="http://schemas.microsoft.com/office/word/2010/wordprocessingCanvas" xmlns:cx="http://schemas.microsoft.com/office/drawing/2014/chartex" xmlns:cx1="http://schemas.microsoft.com/office/drawing/2015/9/8/chartex" xmlns:cx2="http://schemas.microsoft.com/office/drawing/2015/10/21/chartex" xmlns:cx3="http://schemas.microsoft.com/office/drawing/2016/5/9/chartex" xmlns:cx4="http://schemas.microsoft.com/office/drawing/2016/5/10/chartex" xmlns:cx5="http://schemas.microsoft.com/office/drawing/2016/5/11/chartex" xmlns:cx6="http://schemas.microsoft.com/office/drawing/2016/5/12/chartex" xmlns:cx7="http://schemas.microsoft.com/office/drawing/2016/5/13/chartex" xmlns:cx8="http://schemas.microsoft.com/office/drawing/2016/5/14/chartex" xmlns:mc="http://schemas.openxmlformats.org/markup-compatibility/2006" xmlns:aink="http://schemas.microsoft.com/office/drawing/2016/ink" xmlns:am3d="http://schemas.microsoft.com/office/drawing/2017/model3d" xmlns:o="urn:schemas-microsoft-com:office:office" xmlns:oel="http://schemas.microsoft.com/office/2019/extlst" xmlns:r="http://schemas.openxmlformats.org/officeDocument/2006/relationships" xmlns:m="http://schemas.openxmlformats.org/officeDocument/2006/math" xmlns:v="urn:schemas-microsoft-com:vml" xmlns:wp14="http://schemas.microsoft.com/office/word/2010/wordprocessingDrawing" xmlns:wp="http://schemas.openxmlformats.org/drawingml/2006/wordprocessingDrawing" xmlns:w10="urn:schemas-microsoft-com:office:word" xmlns:w="http://schemas.openxmlformats.org/wordprocessingml/2006/main" xmlns:w14="http://schemas.microsoft.com/office/word/2010/wordml" xmlns:w15="http://schemas.microsoft.com/office/word/2012/wordml" xmlns:w16cex="http://schemas.microsoft.com/office/word/2018/wordml/cex" xmlns:w16cid="http://schemas.microsoft.com/office/word/2016/wordml/cid" xmlns:w16="http://schemas.microsoft.com/office/word/2018/wordml" xmlns:w16sdtdh="http://schemas.microsoft.com/office/word/2020/wordml/sdtdatahash" xmlns:w16se="http://schemas.microsoft.com/office/word/2015/wordml/symex" xmlns:wpg="http://schemas.microsoft.com/office/word/2010/wordprocessingGroup" xmlns:wpi="http://schemas.microsoft.com/office/word/2010/wordprocessingInk" xmlns:wne="http://schemas.microsoft.com/office/word/2006/wordml" xmlns:wps="http://schemas.microsoft.com/office/word/2010/wordprocessingShape" mc:Ignorable="w14 w15 w16se w16cid w16 w16cex w16sdtdh wp14">
   <w:p/>
 </w:ftr>
 </file>
 
 <file path=word/footer4.xml><?xml version="1.0" encoding="utf-8"?>
-<w:ftr xmlns:wpc="http://schemas.microsoft.com/office/word/2010/wordprocessingCanvas" xmlns:cx="http://schemas.microsoft.com/office/drawing/2014/chartex" xmlns:cx1="http://schemas.microsoft.com/office/drawing/2015/9/8/chartex" xmlns:cx2="http://schemas.microsoft.com/office/drawing/2015/10/21/chartex" xmlns:cx3="http://schemas.microsoft.com/office/drawing/2016/5/9/chartex" xmlns:cx4="http://schemas.microsoft.com/office/drawing/2016/5/10/chartex" xmlns:cx5="http://schemas.microsoft.com/office/drawing/2016/5/11/chartex" xmlns:cx6="http://schemas.microsoft.com/office/drawing/2016/5/12/chartex" xmlns:cx7="http://schemas.microsoft.com/office/drawing/2016/5/13/chartex" xmlns:cx8="http://schemas.microsoft.com/office/drawing/2016/5/14/chartex" xmlns:mc="http://schemas.openxmlformats.org/markup-compatibility/2006" xmlns:aink="http://schemas.microsoft.com/office/drawing/2016/ink" xmlns:am3d="http://schemas.microsoft.com/office/drawing/2017/model3d" xmlns:o="urn:schemas-microsoft-com:office:office" xmlns:r="http://schemas.openxmlformats.org/officeDocument/2006/relationships" xmlns:m="http://schemas.openxmlformats.org/officeDocument/2006/math" xmlns:v="urn:schemas-microsoft-com:vml" xmlns:wp14="http://schemas.microsoft.com/office/word/2010/wordprocessingDrawing" xmlns:wp="http://schemas.openxmlformats.org/drawingml/2006/wordprocessingDrawing" xmlns:w10="urn:schemas-microsoft-com:office:word" xmlns:w="http://schemas.openxmlformats.org/wordprocessingml/2006/main" xmlns:w14="http://schemas.microsoft.com/office/word/2010/wordml" xmlns:w15="http://schemas.microsoft.com/office/word/2012/wordml" xmlns:w16cex="http://schemas.microsoft.com/office/word/2018/wordml/cex" xmlns:w16cid="http://schemas.microsoft.com/office/word/2016/wordml/cid" xmlns:w16="http://schemas.microsoft.com/office/word/2018/wordml" xmlns:w16sdtdh="http://schemas.microsoft.com/office/word/2020/wordml/sdtdatahash" xmlns:w16se="http://schemas.microsoft.com/office/word/2015/wordml/symex" xmlns:wpg="http://schemas.microsoft.com/office/word/2010/wordprocessingGroup" xmlns:wpi="http://schemas.microsoft.com/office/word/2010/wordprocessingInk" xmlns:wne="http://schemas.microsoft.com/office/word/2006/wordml" xmlns:wps="http://schemas.microsoft.com/office/word/2010/wordprocessingShape" mc:Ignorable="w14 w15 w16se w16cid w16 w16cex w16sdtdh wp14">
+<w:ftr xmlns:wpc="http://schemas.microsoft.com/office/word/2010/wordprocessingCanvas" xmlns:cx="http://schemas.microsoft.com/office/drawing/2014/chartex" xmlns:cx1="http://schemas.microsoft.com/office/drawing/2015/9/8/chartex" xmlns:cx2="http://schemas.microsoft.com/office/drawing/2015/10/21/chartex" xmlns:cx3="http://schemas.microsoft.com/office/drawing/2016/5/9/chartex" xmlns:cx4="http://schemas.microsoft.com/office/drawing/2016/5/10/chartex" xmlns:cx5="http://schemas.microsoft.com/office/drawing/2016/5/11/chartex" xmlns:cx6="http://schemas.microsoft.com/office/drawing/2016/5/12/chartex" xmlns:cx7="http://schemas.microsoft.com/office/drawing/2016/5/13/chartex" xmlns:cx8="http://schemas.microsoft.com/office/drawing/2016/5/14/chartex" xmlns:mc="http://schemas.openxmlformats.org/markup-compatibility/2006" xmlns:aink="http://schemas.microsoft.com/office/drawing/2016/ink" xmlns:am3d="http://schemas.microsoft.com/office/drawing/2017/model3d" xmlns:o="urn:schemas-microsoft-com:office:office" xmlns:oel="http://schemas.microsoft.com/office/2019/extlst" xmlns:r="http://schemas.openxmlformats.org/officeDocument/2006/relationships" xmlns:m="http://schemas.openxmlformats.org/officeDocument/2006/math" xmlns:v="urn:schemas-microsoft-com:vml" xmlns:wp14="http://schemas.microsoft.com/office/word/2010/wordprocessingDrawing" xmlns:wp="http://schemas.openxmlformats.org/drawingml/2006/wordprocessingDrawing" xmlns:w10="urn:schemas-microsoft-com:office:word" xmlns:w="http://schemas.openxmlformats.org/wordprocessingml/2006/main" xmlns:w14="http://schemas.microsoft.com/office/word/2010/wordml" xmlns:w15="http://schemas.microsoft.com/office/word/2012/wordml" xmlns:w16cex="http://schemas.microsoft.com/office/word/2018/wordml/cex" xmlns:w16cid="http://schemas.microsoft.com/office/word/2016/wordml/cid" xmlns:w16="http://schemas.microsoft.com/office/word/2018/wordml" xmlns:w16sdtdh="http://schemas.microsoft.com/office/word/2020/wordml/sdtdatahash" xmlns:w16se="http://schemas.microsoft.com/office/word/2015/wordml/symex" xmlns:wpg="http://schemas.microsoft.com/office/word/2010/wordprocessingGroup" xmlns:wpi="http://schemas.microsoft.com/office/word/2010/wordprocessingInk" xmlns:wne="http://schemas.microsoft.com/office/word/2006/wordml" xmlns:wps="http://schemas.microsoft.com/office/word/2010/wordprocessingShape" mc:Ignorable="w14 w15 w16se w16cid w16 w16cex w16sdtdh wp14">
   <w:p>
     <w:pPr>
       <w:tabs>
@@ -25922,13 +25934,13 @@
 </file>
 
 <file path=word/footer5.xml><?xml version="1.0" encoding="utf-8"?>
-<w:ftr xmlns:wpc="http://schemas.microsoft.com/office/word/2010/wordprocessingCanvas" xmlns:cx="http://schemas.microsoft.com/office/drawing/2014/chartex" xmlns:cx1="http://schemas.microsoft.com/office/drawing/2015/9/8/chartex" xmlns:cx2="http://schemas.microsoft.com/office/drawing/2015/10/21/chartex" xmlns:cx3="http://schemas.microsoft.com/office/drawing/2016/5/9/chartex" xmlns:cx4="http://schemas.microsoft.com/office/drawing/2016/5/10/chartex" xmlns:cx5="http://schemas.microsoft.com/office/drawing/2016/5/11/chartex" xmlns:cx6="http://schemas.microsoft.com/office/drawing/2016/5/12/chartex" xmlns:cx7="http://schemas.microsoft.com/office/drawing/2016/5/13/chartex" xmlns:cx8="http://schemas.microsoft.com/office/drawing/2016/5/14/chartex" xmlns:mc="http://schemas.openxmlformats.org/markup-compatibility/2006" xmlns:aink="http://schemas.microsoft.com/office/drawing/2016/ink" xmlns:am3d="http://schemas.microsoft.com/office/drawing/2017/model3d" xmlns:o="urn:schemas-microsoft-com:office:office" xmlns:r="http://schemas.openxmlformats.org/officeDocument/2006/relationships" xmlns:m="http://schemas.openxmlformats.org/officeDocument/2006/math" xmlns:v="urn:schemas-microsoft-com:vml" xmlns:wp14="http://schemas.microsoft.com/office/word/2010/wordprocessingDrawing" xmlns:wp="http://schemas.openxmlformats.org/drawingml/2006/wordprocessingDrawing" xmlns:w10="urn:schemas-microsoft-com:office:word" xmlns:w="http://schemas.openxmlformats.org/wordprocessingml/2006/main" xmlns:w14="http://schemas.microsoft.com/office/word/2010/wordml" xmlns:w15="http://schemas.microsoft.com/office/word/2012/wordml" xmlns:w16cex="http://schemas.microsoft.com/office/word/2018/wordml/cex" xmlns:w16cid="http://schemas.microsoft.com/office/word/2016/wordml/cid" xmlns:w16="http://schemas.microsoft.com/office/word/2018/wordml" xmlns:w16sdtdh="http://schemas.microsoft.com/office/word/2020/wordml/sdtdatahash" xmlns:w16se="http://schemas.microsoft.com/office/word/2015/wordml/symex" xmlns:wpg="http://schemas.microsoft.com/office/word/2010/wordprocessingGroup" xmlns:wpi="http://schemas.microsoft.com/office/word/2010/wordprocessingInk" xmlns:wne="http://schemas.microsoft.com/office/word/2006/wordml" xmlns:wps="http://schemas.microsoft.com/office/word/2010/wordprocessingShape" mc:Ignorable="w14 w15 w16se w16cid w16 w16cex w16sdtdh wp14">
+<w:ftr xmlns:wpc="http://schemas.microsoft.com/office/word/2010/wordprocessingCanvas" xmlns:cx="http://schemas.microsoft.com/office/drawing/2014/chartex" xmlns:cx1="http://schemas.microsoft.com/office/drawing/2015/9/8/chartex" xmlns:cx2="http://schemas.microsoft.com/office/drawing/2015/10/21/chartex" xmlns:cx3="http://schemas.microsoft.com/office/drawing/2016/5/9/chartex" xmlns:cx4="http://schemas.microsoft.com/office/drawing/2016/5/10/chartex" xmlns:cx5="http://schemas.microsoft.com/office/drawing/2016/5/11/chartex" xmlns:cx6="http://schemas.microsoft.com/office/drawing/2016/5/12/chartex" xmlns:cx7="http://schemas.microsoft.com/office/drawing/2016/5/13/chartex" xmlns:cx8="http://schemas.microsoft.com/office/drawing/2016/5/14/chartex" xmlns:mc="http://schemas.openxmlformats.org/markup-compatibility/2006" xmlns:aink="http://schemas.microsoft.com/office/drawing/2016/ink" xmlns:am3d="http://schemas.microsoft.com/office/drawing/2017/model3d" xmlns:o="urn:schemas-microsoft-com:office:office" xmlns:oel="http://schemas.microsoft.com/office/2019/extlst" xmlns:r="http://schemas.openxmlformats.org/officeDocument/2006/relationships" xmlns:m="http://schemas.openxmlformats.org/officeDocument/2006/math" xmlns:v="urn:schemas-microsoft-com:vml" xmlns:wp14="http://schemas.microsoft.com/office/word/2010/wordprocessingDrawing" xmlns:wp="http://schemas.openxmlformats.org/drawingml/2006/wordprocessingDrawing" xmlns:w10="urn:schemas-microsoft-com:office:word" xmlns:w="http://schemas.openxmlformats.org/wordprocessingml/2006/main" xmlns:w14="http://schemas.microsoft.com/office/word/2010/wordml" xmlns:w15="http://schemas.microsoft.com/office/word/2012/wordml" xmlns:w16cex="http://schemas.microsoft.com/office/word/2018/wordml/cex" xmlns:w16cid="http://schemas.microsoft.com/office/word/2016/wordml/cid" xmlns:w16="http://schemas.microsoft.com/office/word/2018/wordml" xmlns:w16sdtdh="http://schemas.microsoft.com/office/word/2020/wordml/sdtdatahash" xmlns:w16se="http://schemas.microsoft.com/office/word/2015/wordml/symex" xmlns:wpg="http://schemas.microsoft.com/office/word/2010/wordprocessingGroup" xmlns:wpi="http://schemas.microsoft.com/office/word/2010/wordprocessingInk" xmlns:wne="http://schemas.microsoft.com/office/word/2006/wordml" xmlns:wps="http://schemas.microsoft.com/office/word/2010/wordprocessingShape" mc:Ignorable="w14 w15 w16se w16cid w16 w16cex w16sdtdh wp14">
   <w:p/>
 </w:ftr>
 </file>
 
 <file path=word/footer6.xml><?xml version="1.0" encoding="utf-8"?>
-<w:ftr xmlns:wpc="http://schemas.microsoft.com/office/word/2010/wordprocessingCanvas" xmlns:cx="http://schemas.microsoft.com/office/drawing/2014/chartex" xmlns:cx1="http://schemas.microsoft.com/office/drawing/2015/9/8/chartex" xmlns:cx2="http://schemas.microsoft.com/office/drawing/2015/10/21/chartex" xmlns:cx3="http://schemas.microsoft.com/office/drawing/2016/5/9/chartex" xmlns:cx4="http://schemas.microsoft.com/office/drawing/2016/5/10/chartex" xmlns:cx5="http://schemas.microsoft.com/office/drawing/2016/5/11/chartex" xmlns:cx6="http://schemas.microsoft.com/office/drawing/2016/5/12/chartex" xmlns:cx7="http://schemas.microsoft.com/office/drawing/2016/5/13/chartex" xmlns:cx8="http://schemas.microsoft.com/office/drawing/2016/5/14/chartex" xmlns:mc="http://schemas.openxmlformats.org/markup-compatibility/2006" xmlns:aink="http://schemas.microsoft.com/office/drawing/2016/ink" xmlns:am3d="http://schemas.microsoft.com/office/drawing/2017/model3d" xmlns:o="urn:schemas-microsoft-com:office:office" xmlns:r="http://schemas.openxmlformats.org/officeDocument/2006/relationships" xmlns:m="http://schemas.openxmlformats.org/officeDocument/2006/math" xmlns:v="urn:schemas-microsoft-com:vml" xmlns:wp14="http://schemas.microsoft.com/office/word/2010/wordprocessingDrawing" xmlns:wp="http://schemas.openxmlformats.org/drawingml/2006/wordprocessingDrawing" xmlns:w10="urn:schemas-microsoft-com:office:word" xmlns:w="http://schemas.openxmlformats.org/wordprocessingml/2006/main" xmlns:w14="http://schemas.microsoft.com/office/word/2010/wordml" xmlns:w15="http://schemas.microsoft.com/office/word/2012/wordml" xmlns:w16cex="http://schemas.microsoft.com/office/word/2018/wordml/cex" xmlns:w16cid="http://schemas.microsoft.com/office/word/2016/wordml/cid" xmlns:w16="http://schemas.microsoft.com/office/word/2018/wordml" xmlns:w16sdtdh="http://schemas.microsoft.com/office/word/2020/wordml/sdtdatahash" xmlns:w16se="http://schemas.microsoft.com/office/word/2015/wordml/symex" xmlns:wpg="http://schemas.microsoft.com/office/word/2010/wordprocessingGroup" xmlns:wpi="http://schemas.microsoft.com/office/word/2010/wordprocessingInk" xmlns:wne="http://schemas.microsoft.com/office/word/2006/wordml" xmlns:wps="http://schemas.microsoft.com/office/word/2010/wordprocessingShape" mc:Ignorable="w14 w15 w16se w16cid w16 w16cex w16sdtdh wp14">
+<w:ftr xmlns:wpc="http://schemas.microsoft.com/office/word/2010/wordprocessingCanvas" xmlns:cx="http://schemas.microsoft.com/office/drawing/2014/chartex" xmlns:cx1="http://schemas.microsoft.com/office/drawing/2015/9/8/chartex" xmlns:cx2="http://schemas.microsoft.com/office/drawing/2015/10/21/chartex" xmlns:cx3="http://schemas.microsoft.com/office/drawing/2016/5/9/chartex" xmlns:cx4="http://schemas.microsoft.com/office/drawing/2016/5/10/chartex" xmlns:cx5="http://schemas.microsoft.com/office/drawing/2016/5/11/chartex" xmlns:cx6="http://schemas.microsoft.com/office/drawing/2016/5/12/chartex" xmlns:cx7="http://schemas.microsoft.com/office/drawing/2016/5/13/chartex" xmlns:cx8="http://schemas.microsoft.com/office/drawing/2016/5/14/chartex" xmlns:mc="http://schemas.openxmlformats.org/markup-compatibility/2006" xmlns:aink="http://schemas.microsoft.com/office/drawing/2016/ink" xmlns:am3d="http://schemas.microsoft.com/office/drawing/2017/model3d" xmlns:o="urn:schemas-microsoft-com:office:office" xmlns:oel="http://schemas.microsoft.com/office/2019/extlst" xmlns:r="http://schemas.openxmlformats.org/officeDocument/2006/relationships" xmlns:m="http://schemas.openxmlformats.org/officeDocument/2006/math" xmlns:v="urn:schemas-microsoft-com:vml" xmlns:wp14="http://schemas.microsoft.com/office/word/2010/wordprocessingDrawing" xmlns:wp="http://schemas.openxmlformats.org/drawingml/2006/wordprocessingDrawing" xmlns:w10="urn:schemas-microsoft-com:office:word" xmlns:w="http://schemas.openxmlformats.org/wordprocessingml/2006/main" xmlns:w14="http://schemas.microsoft.com/office/word/2010/wordml" xmlns:w15="http://schemas.microsoft.com/office/word/2012/wordml" xmlns:w16cex="http://schemas.microsoft.com/office/word/2018/wordml/cex" xmlns:w16cid="http://schemas.microsoft.com/office/word/2016/wordml/cid" xmlns:w16="http://schemas.microsoft.com/office/word/2018/wordml" xmlns:w16sdtdh="http://schemas.microsoft.com/office/word/2020/wordml/sdtdatahash" xmlns:w16se="http://schemas.microsoft.com/office/word/2015/wordml/symex" xmlns:wpg="http://schemas.microsoft.com/office/word/2010/wordprocessingGroup" xmlns:wpi="http://schemas.microsoft.com/office/word/2010/wordprocessingInk" xmlns:wne="http://schemas.microsoft.com/office/word/2006/wordml" xmlns:wps="http://schemas.microsoft.com/office/word/2010/wordprocessingShape" mc:Ignorable="w14 w15 w16se w16cid w16 w16cex w16sdtdh wp14">
   <w:p>
     <w:pPr>
       <w:pStyle w:val="af0"/>
@@ -25997,7 +26009,7 @@
 </file>
 
 <file path=word/footnotes.xml><?xml version="1.0" encoding="utf-8"?>
-<w:footnotes xmlns:wpc="http://schemas.microsoft.com/office/word/2010/wordprocessingCanvas" xmlns:cx="http://schemas.microsoft.com/office/drawing/2014/chartex" xmlns:cx1="http://schemas.microsoft.com/office/drawing/2015/9/8/chartex" xmlns:cx2="http://schemas.microsoft.com/office/drawing/2015/10/21/chartex" xmlns:cx3="http://schemas.microsoft.com/office/drawing/2016/5/9/chartex" xmlns:cx4="http://schemas.microsoft.com/office/drawing/2016/5/10/chartex" xmlns:cx5="http://schemas.microsoft.com/office/drawing/2016/5/11/chartex" xmlns:cx6="http://schemas.microsoft.com/office/drawing/2016/5/12/chartex" xmlns:cx7="http://schemas.microsoft.com/office/drawing/2016/5/13/chartex" xmlns:cx8="http://schemas.microsoft.com/office/drawing/2016/5/14/chartex" xmlns:mc="http://schemas.openxmlformats.org/markup-compatibility/2006" xmlns:aink="http://schemas.microsoft.com/office/drawing/2016/ink" xmlns:am3d="http://schemas.microsoft.com/office/drawing/2017/model3d" xmlns:o="urn:schemas-microsoft-com:office:office" xmlns:r="http://schemas.openxmlformats.org/officeDocument/2006/relationships" xmlns:m="http://schemas.openxmlformats.org/officeDocument/2006/math" xmlns:v="urn:schemas-microsoft-com:vml" xmlns:wp14="http://schemas.microsoft.com/office/word/2010/wordprocessingDrawing" xmlns:wp="http://schemas.openxmlformats.org/drawingml/2006/wordprocessingDrawing" xmlns:w10="urn:schemas-microsoft-com:office:word" xmlns:w="http://schemas.openxmlformats.org/wordprocessingml/2006/main" xmlns:w14="http://schemas.microsoft.com/office/word/2010/wordml" xmlns:w15="http://schemas.microsoft.com/office/word/2012/wordml" xmlns:w16cex="http://schemas.microsoft.com/office/word/2018/wordml/cex" xmlns:w16cid="http://schemas.microsoft.com/office/word/2016/wordml/cid" xmlns:w16="http://schemas.microsoft.com/office/word/2018/wordml" xmlns:w16sdtdh="http://schemas.microsoft.com/office/word/2020/wordml/sdtdatahash" xmlns:w16se="http://schemas.microsoft.com/office/word/2015/wordml/symex" xmlns:wpg="http://schemas.microsoft.com/office/word/2010/wordprocessingGroup" xmlns:wpi="http://schemas.microsoft.com/office/word/2010/wordprocessingInk" xmlns:wne="http://schemas.microsoft.com/office/word/2006/wordml" xmlns:wps="http://schemas.microsoft.com/office/word/2010/wordprocessingShape" mc:Ignorable="w14 w15 w16se w16cid w16 w16cex w16sdtdh wp14">
+<w:footnotes xmlns:wpc="http://schemas.microsoft.com/office/word/2010/wordprocessingCanvas" xmlns:cx="http://schemas.microsoft.com/office/drawing/2014/chartex" xmlns:cx1="http://schemas.microsoft.com/office/drawing/2015/9/8/chartex" xmlns:cx2="http://schemas.microsoft.com/office/drawing/2015/10/21/chartex" xmlns:cx3="http://schemas.microsoft.com/office/drawing/2016/5/9/chartex" xmlns:cx4="http://schemas.microsoft.com/office/drawing/2016/5/10/chartex" xmlns:cx5="http://schemas.microsoft.com/office/drawing/2016/5/11/chartex" xmlns:cx6="http://schemas.microsoft.com/office/drawing/2016/5/12/chartex" xmlns:cx7="http://schemas.microsoft.com/office/drawing/2016/5/13/chartex" xmlns:cx8="http://schemas.microsoft.com/office/drawing/2016/5/14/chartex" xmlns:mc="http://schemas.openxmlformats.org/markup-compatibility/2006" xmlns:aink="http://schemas.microsoft.com/office/drawing/2016/ink" xmlns:am3d="http://schemas.microsoft.com/office/drawing/2017/model3d" xmlns:o="urn:schemas-microsoft-com:office:office" xmlns:oel="http://schemas.microsoft.com/office/2019/extlst" xmlns:r="http://schemas.openxmlformats.org/officeDocument/2006/relationships" xmlns:m="http://schemas.openxmlformats.org/officeDocument/2006/math" xmlns:v="urn:schemas-microsoft-com:vml" xmlns:wp14="http://schemas.microsoft.com/office/word/2010/wordprocessingDrawing" xmlns:wp="http://schemas.openxmlformats.org/drawingml/2006/wordprocessingDrawing" xmlns:w10="urn:schemas-microsoft-com:office:word" xmlns:w="http://schemas.openxmlformats.org/wordprocessingml/2006/main" xmlns:w14="http://schemas.microsoft.com/office/word/2010/wordml" xmlns:w15="http://schemas.microsoft.com/office/word/2012/wordml" xmlns:w16cex="http://schemas.microsoft.com/office/word/2018/wordml/cex" xmlns:w16cid="http://schemas.microsoft.com/office/word/2016/wordml/cid" xmlns:w16="http://schemas.microsoft.com/office/word/2018/wordml" xmlns:w16sdtdh="http://schemas.microsoft.com/office/word/2020/wordml/sdtdatahash" xmlns:w16se="http://schemas.microsoft.com/office/word/2015/wordml/symex" xmlns:wpg="http://schemas.microsoft.com/office/word/2010/wordprocessingGroup" xmlns:wpi="http://schemas.microsoft.com/office/word/2010/wordprocessingInk" xmlns:wne="http://schemas.microsoft.com/office/word/2006/wordml" xmlns:wps="http://schemas.microsoft.com/office/word/2010/wordprocessingShape" mc:Ignorable="w14 w15 w16se w16cid w16 w16cex w16sdtdh wp14">
   <w:footnote w:type="separator" w:id="-1">
     <w:p>
       <w:r>
@@ -26016,7 +26028,7 @@
 </file>
 
 <file path=word/header1.xml><?xml version="1.0" encoding="utf-8"?>
-<w:hdr xmlns:wpc="http://schemas.microsoft.com/office/word/2010/wordprocessingCanvas" xmlns:cx="http://schemas.microsoft.com/office/drawing/2014/chartex" xmlns:cx1="http://schemas.microsoft.com/office/drawing/2015/9/8/chartex" xmlns:cx2="http://schemas.microsoft.com/office/drawing/2015/10/21/chartex" xmlns:cx3="http://schemas.microsoft.com/office/drawing/2016/5/9/chartex" xmlns:cx4="http://schemas.microsoft.com/office/drawing/2016/5/10/chartex" xmlns:cx5="http://schemas.microsoft.com/office/drawing/2016/5/11/chartex" xmlns:cx6="http://schemas.microsoft.com/office/drawing/2016/5/12/chartex" xmlns:cx7="http://schemas.microsoft.com/office/drawing/2016/5/13/chartex" xmlns:cx8="http://schemas.microsoft.com/office/drawing/2016/5/14/chartex" xmlns:mc="http://schemas.openxmlformats.org/markup-compatibility/2006" xmlns:aink="http://schemas.microsoft.com/office/drawing/2016/ink" xmlns:am3d="http://schemas.microsoft.com/office/drawing/2017/model3d" xmlns:o="urn:schemas-microsoft-com:office:office" xmlns:r="http://schemas.openxmlformats.org/officeDocument/2006/relationships" xmlns:m="http://schemas.openxmlformats.org/officeDocument/2006/math" xmlns:v="urn:schemas-microsoft-com:vml" xmlns:wp14="http://schemas.microsoft.com/office/word/2010/wordprocessingDrawing" xmlns:wp="http://schemas.openxmlformats.org/drawingml/2006/wordprocessingDrawing" xmlns:w10="urn:schemas-microsoft-com:office:word" xmlns:w="http://schemas.openxmlformats.org/wordprocessingml/2006/main" xmlns:w14="http://schemas.microsoft.com/office/word/2010/wordml" xmlns:w15="http://schemas.microsoft.com/office/word/2012/wordml" xmlns:w16cex="http://schemas.microsoft.com/office/word/2018/wordml/cex" xmlns:w16cid="http://schemas.microsoft.com/office/word/2016/wordml/cid" xmlns:w16="http://schemas.microsoft.com/office/word/2018/wordml" xmlns:w16sdtdh="http://schemas.microsoft.com/office/word/2020/wordml/sdtdatahash" xmlns:w16se="http://schemas.microsoft.com/office/word/2015/wordml/symex" xmlns:wpg="http://schemas.microsoft.com/office/word/2010/wordprocessingGroup" xmlns:wpi="http://schemas.microsoft.com/office/word/2010/wordprocessingInk" xmlns:wne="http://schemas.microsoft.com/office/word/2006/wordml" xmlns:wps="http://schemas.microsoft.com/office/word/2010/wordprocessingShape" mc:Ignorable="w14 w15 w16se w16cid w16 w16cex w16sdtdh wp14">
+<w:hdr xmlns:wpc="http://schemas.microsoft.com/office/word/2010/wordprocessingCanvas" xmlns:cx="http://schemas.microsoft.com/office/drawing/2014/chartex" xmlns:cx1="http://schemas.microsoft.com/office/drawing/2015/9/8/chartex" xmlns:cx2="http://schemas.microsoft.com/office/drawing/2015/10/21/chartex" xmlns:cx3="http://schemas.microsoft.com/office/drawing/2016/5/9/chartex" xmlns:cx4="http://schemas.microsoft.com/office/drawing/2016/5/10/chartex" xmlns:cx5="http://schemas.microsoft.com/office/drawing/2016/5/11/chartex" xmlns:cx6="http://schemas.microsoft.com/office/drawing/2016/5/12/chartex" xmlns:cx7="http://schemas.microsoft.com/office/drawing/2016/5/13/chartex" xmlns:cx8="http://schemas.microsoft.com/office/drawing/2016/5/14/chartex" xmlns:mc="http://schemas.openxmlformats.org/markup-compatibility/2006" xmlns:aink="http://schemas.microsoft.com/office/drawing/2016/ink" xmlns:am3d="http://schemas.microsoft.com/office/drawing/2017/model3d" xmlns:o="urn:schemas-microsoft-com:office:office" xmlns:oel="http://schemas.microsoft.com/office/2019/extlst" xmlns:r="http://schemas.openxmlformats.org/officeDocument/2006/relationships" xmlns:m="http://schemas.openxmlformats.org/officeDocument/2006/math" xmlns:v="urn:schemas-microsoft-com:vml" xmlns:wp14="http://schemas.microsoft.com/office/word/2010/wordprocessingDrawing" xmlns:wp="http://schemas.openxmlformats.org/drawingml/2006/wordprocessingDrawing" xmlns:w10="urn:schemas-microsoft-com:office:word" xmlns:w="http://schemas.openxmlformats.org/wordprocessingml/2006/main" xmlns:w14="http://schemas.microsoft.com/office/word/2010/wordml" xmlns:w15="http://schemas.microsoft.com/office/word/2012/wordml" xmlns:w16cex="http://schemas.microsoft.com/office/word/2018/wordml/cex" xmlns:w16cid="http://schemas.microsoft.com/office/word/2016/wordml/cid" xmlns:w16="http://schemas.microsoft.com/office/word/2018/wordml" xmlns:w16sdtdh="http://schemas.microsoft.com/office/word/2020/wordml/sdtdatahash" xmlns:w16se="http://schemas.microsoft.com/office/word/2015/wordml/symex" xmlns:wpg="http://schemas.microsoft.com/office/word/2010/wordprocessingGroup" xmlns:wpi="http://schemas.microsoft.com/office/word/2010/wordprocessingInk" xmlns:wne="http://schemas.microsoft.com/office/word/2006/wordml" xmlns:wps="http://schemas.microsoft.com/office/word/2010/wordprocessingShape" mc:Ignorable="w14 w15 w16se w16cid w16 w16cex w16sdtdh wp14">
   <w:tbl>
     <w:tblPr>
       <w:tblW w:w="0" w:type="auto"/>
@@ -26739,7 +26751,7 @@
 </file>
 
 <file path=word/header2.xml><?xml version="1.0" encoding="utf-8"?>
-<w:hdr xmlns:wpc="http://schemas.microsoft.com/office/word/2010/wordprocessingCanvas" xmlns:cx="http://schemas.microsoft.com/office/drawing/2014/chartex" xmlns:cx1="http://schemas.microsoft.com/office/drawing/2015/9/8/chartex" xmlns:cx2="http://schemas.microsoft.com/office/drawing/2015/10/21/chartex" xmlns:cx3="http://schemas.microsoft.com/office/drawing/2016/5/9/chartex" xmlns:cx4="http://schemas.microsoft.com/office/drawing/2016/5/10/chartex" xmlns:cx5="http://schemas.microsoft.com/office/drawing/2016/5/11/chartex" xmlns:cx6="http://schemas.microsoft.com/office/drawing/2016/5/12/chartex" xmlns:cx7="http://schemas.microsoft.com/office/drawing/2016/5/13/chartex" xmlns:cx8="http://schemas.microsoft.com/office/drawing/2016/5/14/chartex" xmlns:mc="http://schemas.openxmlformats.org/markup-compatibility/2006" xmlns:aink="http://schemas.microsoft.com/office/drawing/2016/ink" xmlns:am3d="http://schemas.microsoft.com/office/drawing/2017/model3d" xmlns:o="urn:schemas-microsoft-com:office:office" xmlns:r="http://schemas.openxmlformats.org/officeDocument/2006/relationships" xmlns:m="http://schemas.openxmlformats.org/officeDocument/2006/math" xmlns:v="urn:schemas-microsoft-com:vml" xmlns:wp14="http://schemas.microsoft.com/office/word/2010/wordprocessingDrawing" xmlns:wp="http://schemas.openxmlformats.org/drawingml/2006/wordprocessingDrawing" xmlns:w10="urn:schemas-microsoft-com:office:word" xmlns:w="http://schemas.openxmlformats.org/wordprocessingml/2006/main" xmlns:w14="http://schemas.microsoft.com/office/word/2010/wordml" xmlns:w15="http://schemas.microsoft.com/office/word/2012/wordml" xmlns:w16cex="http://schemas.microsoft.com/office/word/2018/wordml/cex" xmlns:w16cid="http://schemas.microsoft.com/office/word/2016/wordml/cid" xmlns:w16="http://schemas.microsoft.com/office/word/2018/wordml" xmlns:w16sdtdh="http://schemas.microsoft.com/office/word/2020/wordml/sdtdatahash" xmlns:w16se="http://schemas.microsoft.com/office/word/2015/wordml/symex" xmlns:wpg="http://schemas.microsoft.com/office/word/2010/wordprocessingGroup" xmlns:wpi="http://schemas.microsoft.com/office/word/2010/wordprocessingInk" xmlns:wne="http://schemas.microsoft.com/office/word/2006/wordml" xmlns:wps="http://schemas.microsoft.com/office/word/2010/wordprocessingShape" mc:Ignorable="w14 w15 w16se w16cid w16 w16cex w16sdtdh wp14">
+<w:hdr xmlns:wpc="http://schemas.microsoft.com/office/word/2010/wordprocessingCanvas" xmlns:cx="http://schemas.microsoft.com/office/drawing/2014/chartex" xmlns:cx1="http://schemas.microsoft.com/office/drawing/2015/9/8/chartex" xmlns:cx2="http://schemas.microsoft.com/office/drawing/2015/10/21/chartex" xmlns:cx3="http://schemas.microsoft.com/office/drawing/2016/5/9/chartex" xmlns:cx4="http://schemas.microsoft.com/office/drawing/2016/5/10/chartex" xmlns:cx5="http://schemas.microsoft.com/office/drawing/2016/5/11/chartex" xmlns:cx6="http://schemas.microsoft.com/office/drawing/2016/5/12/chartex" xmlns:cx7="http://schemas.microsoft.com/office/drawing/2016/5/13/chartex" xmlns:cx8="http://schemas.microsoft.com/office/drawing/2016/5/14/chartex" xmlns:mc="http://schemas.openxmlformats.org/markup-compatibility/2006" xmlns:aink="http://schemas.microsoft.com/office/drawing/2016/ink" xmlns:am3d="http://schemas.microsoft.com/office/drawing/2017/model3d" xmlns:o="urn:schemas-microsoft-com:office:office" xmlns:oel="http://schemas.microsoft.com/office/2019/extlst" xmlns:r="http://schemas.openxmlformats.org/officeDocument/2006/relationships" xmlns:m="http://schemas.openxmlformats.org/officeDocument/2006/math" xmlns:v="urn:schemas-microsoft-com:vml" xmlns:wp14="http://schemas.microsoft.com/office/word/2010/wordprocessingDrawing" xmlns:wp="http://schemas.openxmlformats.org/drawingml/2006/wordprocessingDrawing" xmlns:w10="urn:schemas-microsoft-com:office:word" xmlns:w="http://schemas.openxmlformats.org/wordprocessingml/2006/main" xmlns:w14="http://schemas.microsoft.com/office/word/2010/wordml" xmlns:w15="http://schemas.microsoft.com/office/word/2012/wordml" xmlns:w16cex="http://schemas.microsoft.com/office/word/2018/wordml/cex" xmlns:w16cid="http://schemas.microsoft.com/office/word/2016/wordml/cid" xmlns:w16="http://schemas.microsoft.com/office/word/2018/wordml" xmlns:w16sdtdh="http://schemas.microsoft.com/office/word/2020/wordml/sdtdatahash" xmlns:w16se="http://schemas.microsoft.com/office/word/2015/wordml/symex" xmlns:wpg="http://schemas.microsoft.com/office/word/2010/wordprocessingGroup" xmlns:wpi="http://schemas.microsoft.com/office/word/2010/wordprocessingInk" xmlns:wne="http://schemas.microsoft.com/office/word/2006/wordml" xmlns:wps="http://schemas.microsoft.com/office/word/2010/wordprocessingShape" mc:Ignorable="w14 w15 w16se w16cid w16 w16cex w16sdtdh wp14">
   <w:p>
     <w:pPr>
       <w:pStyle w:val="a3"/>
@@ -26749,7 +26761,7 @@
 </file>
 
 <file path=word/header3.xml><?xml version="1.0" encoding="utf-8"?>
-<w:hdr xmlns:wpc="http://schemas.microsoft.com/office/word/2010/wordprocessingCanvas" xmlns:cx="http://schemas.microsoft.com/office/drawing/2014/chartex" xmlns:cx1="http://schemas.microsoft.com/office/drawing/2015/9/8/chartex" xmlns:cx2="http://schemas.microsoft.com/office/drawing/2015/10/21/chartex" xmlns:cx3="http://schemas.microsoft.com/office/drawing/2016/5/9/chartex" xmlns:cx4="http://schemas.microsoft.com/office/drawing/2016/5/10/chartex" xmlns:cx5="http://schemas.microsoft.com/office/drawing/2016/5/11/chartex" xmlns:cx6="http://schemas.microsoft.com/office/drawing/2016/5/12/chartex" xmlns:cx7="http://schemas.microsoft.com/office/drawing/2016/5/13/chartex" xmlns:cx8="http://schemas.microsoft.com/office/drawing/2016/5/14/chartex" xmlns:mc="http://schemas.openxmlformats.org/markup-compatibility/2006" xmlns:aink="http://schemas.microsoft.com/office/drawing/2016/ink" xmlns:am3d="http://schemas.microsoft.com/office/drawing/2017/model3d" xmlns:o="urn:schemas-microsoft-com:office:office" xmlns:r="http://schemas.openxmlformats.org/officeDocument/2006/relationships" xmlns:m="http://schemas.openxmlformats.org/officeDocument/2006/math" xmlns:v="urn:schemas-microsoft-com:vml" xmlns:wp14="http://schemas.microsoft.com/office/word/2010/wordprocessingDrawing" xmlns:wp="http://schemas.openxmlformats.org/drawingml/2006/wordprocessingDrawing" xmlns:w10="urn:schemas-microsoft-com:office:word" xmlns:w="http://schemas.openxmlformats.org/wordprocessingml/2006/main" xmlns:w14="http://schemas.microsoft.com/office/word/2010/wordml" xmlns:w15="http://schemas.microsoft.com/office/word/2012/wordml" xmlns:w16cex="http://schemas.microsoft.com/office/word/2018/wordml/cex" xmlns:w16cid="http://schemas.microsoft.com/office/word/2016/wordml/cid" xmlns:w16="http://schemas.microsoft.com/office/word/2018/wordml" xmlns:w16sdtdh="http://schemas.microsoft.com/office/word/2020/wordml/sdtdatahash" xmlns:w16se="http://schemas.microsoft.com/office/word/2015/wordml/symex" xmlns:wpg="http://schemas.microsoft.com/office/word/2010/wordprocessingGroup" xmlns:wpi="http://schemas.microsoft.com/office/word/2010/wordprocessingInk" xmlns:wne="http://schemas.microsoft.com/office/word/2006/wordml" xmlns:wps="http://schemas.microsoft.com/office/word/2010/wordprocessingShape" mc:Ignorable="w14 w15 w16se w16cid w16 w16cex w16sdtdh wp14">
+<w:hdr xmlns:wpc="http://schemas.microsoft.com/office/word/2010/wordprocessingCanvas" xmlns:cx="http://schemas.microsoft.com/office/drawing/2014/chartex" xmlns:cx1="http://schemas.microsoft.com/office/drawing/2015/9/8/chartex" xmlns:cx2="http://schemas.microsoft.com/office/drawing/2015/10/21/chartex" xmlns:cx3="http://schemas.microsoft.com/office/drawing/2016/5/9/chartex" xmlns:cx4="http://schemas.microsoft.com/office/drawing/2016/5/10/chartex" xmlns:cx5="http://schemas.microsoft.com/office/drawing/2016/5/11/chartex" xmlns:cx6="http://schemas.microsoft.com/office/drawing/2016/5/12/chartex" xmlns:cx7="http://schemas.microsoft.com/office/drawing/2016/5/13/chartex" xmlns:cx8="http://schemas.microsoft.com/office/drawing/2016/5/14/chartex" xmlns:mc="http://schemas.openxmlformats.org/markup-compatibility/2006" xmlns:aink="http://schemas.microsoft.com/office/drawing/2016/ink" xmlns:am3d="http://schemas.microsoft.com/office/drawing/2017/model3d" xmlns:o="urn:schemas-microsoft-com:office:office" xmlns:oel="http://schemas.microsoft.com/office/2019/extlst" xmlns:r="http://schemas.openxmlformats.org/officeDocument/2006/relationships" xmlns:m="http://schemas.openxmlformats.org/officeDocument/2006/math" xmlns:v="urn:schemas-microsoft-com:vml" xmlns:wp14="http://schemas.microsoft.com/office/word/2010/wordprocessingDrawing" xmlns:wp="http://schemas.openxmlformats.org/drawingml/2006/wordprocessingDrawing" xmlns:w10="urn:schemas-microsoft-com:office:word" xmlns:w="http://schemas.openxmlformats.org/wordprocessingml/2006/main" xmlns:w14="http://schemas.microsoft.com/office/word/2010/wordml" xmlns:w15="http://schemas.microsoft.com/office/word/2012/wordml" xmlns:w16cex="http://schemas.microsoft.com/office/word/2018/wordml/cex" xmlns:w16cid="http://schemas.microsoft.com/office/word/2016/wordml/cid" xmlns:w16="http://schemas.microsoft.com/office/word/2018/wordml" xmlns:w16sdtdh="http://schemas.microsoft.com/office/word/2020/wordml/sdtdatahash" xmlns:w16se="http://schemas.microsoft.com/office/word/2015/wordml/symex" xmlns:wpg="http://schemas.microsoft.com/office/word/2010/wordprocessingGroup" xmlns:wpi="http://schemas.microsoft.com/office/word/2010/wordprocessingInk" xmlns:wne="http://schemas.microsoft.com/office/word/2006/wordml" xmlns:wps="http://schemas.microsoft.com/office/word/2010/wordprocessingShape" mc:Ignorable="w14 w15 w16se w16cid w16 w16cex w16sdtdh wp14">
   <w:tbl>
     <w:tblPr>
       <w:tblW w:w="0" w:type="auto"/>
@@ -27256,7 +27268,7 @@
 </file>
 
 <file path=word/header4.xml><?xml version="1.0" encoding="utf-8"?>
-<w:hdr xmlns:wpc="http://schemas.microsoft.com/office/word/2010/wordprocessingCanvas" xmlns:cx="http://schemas.microsoft.com/office/drawing/2014/chartex" xmlns:cx1="http://schemas.microsoft.com/office/drawing/2015/9/8/chartex" xmlns:cx2="http://schemas.microsoft.com/office/drawing/2015/10/21/chartex" xmlns:cx3="http://schemas.microsoft.com/office/drawing/2016/5/9/chartex" xmlns:cx4="http://schemas.microsoft.com/office/drawing/2016/5/10/chartex" xmlns:cx5="http://schemas.microsoft.com/office/drawing/2016/5/11/chartex" xmlns:cx6="http://schemas.microsoft.com/office/drawing/2016/5/12/chartex" xmlns:cx7="http://schemas.microsoft.com/office/drawing/2016/5/13/chartex" xmlns:cx8="http://schemas.microsoft.com/office/drawing/2016/5/14/chartex" xmlns:mc="http://schemas.openxmlformats.org/markup-compatibility/2006" xmlns:aink="http://schemas.microsoft.com/office/drawing/2016/ink" xmlns:am3d="http://schemas.microsoft.com/office/drawing/2017/model3d" xmlns:o="urn:schemas-microsoft-com:office:office" xmlns:r="http://schemas.openxmlformats.org/officeDocument/2006/relationships" xmlns:m="http://schemas.openxmlformats.org/officeDocument/2006/math" xmlns:v="urn:schemas-microsoft-com:vml" xmlns:wp14="http://schemas.microsoft.com/office/word/2010/wordprocessingDrawing" xmlns:wp="http://schemas.openxmlformats.org/drawingml/2006/wordprocessingDrawing" xmlns:w10="urn:schemas-microsoft-com:office:word" xmlns:w="http://schemas.openxmlformats.org/wordprocessingml/2006/main" xmlns:w14="http://schemas.microsoft.com/office/word/2010/wordml" xmlns:w15="http://schemas.microsoft.com/office/word/2012/wordml" xmlns:w16cex="http://schemas.microsoft.com/office/word/2018/wordml/cex" xmlns:w16cid="http://schemas.microsoft.com/office/word/2016/wordml/cid" xmlns:w16="http://schemas.microsoft.com/office/word/2018/wordml" xmlns:w16sdtdh="http://schemas.microsoft.com/office/word/2020/wordml/sdtdatahash" xmlns:w16se="http://schemas.microsoft.com/office/word/2015/wordml/symex" xmlns:wpg="http://schemas.microsoft.com/office/word/2010/wordprocessingGroup" xmlns:wpi="http://schemas.microsoft.com/office/word/2010/wordprocessingInk" xmlns:wne="http://schemas.microsoft.com/office/word/2006/wordml" xmlns:wps="http://schemas.microsoft.com/office/word/2010/wordprocessingShape" mc:Ignorable="w14 w15 w16se w16cid w16 w16cex w16sdtdh wp14">
+<w:hdr xmlns:wpc="http://schemas.microsoft.com/office/word/2010/wordprocessingCanvas" xmlns:cx="http://schemas.microsoft.com/office/drawing/2014/chartex" xmlns:cx1="http://schemas.microsoft.com/office/drawing/2015/9/8/chartex" xmlns:cx2="http://schemas.microsoft.com/office/drawing/2015/10/21/chartex" xmlns:cx3="http://schemas.microsoft.com/office/drawing/2016/5/9/chartex" xmlns:cx4="http://schemas.microsoft.com/office/drawing/2016/5/10/chartex" xmlns:cx5="http://schemas.microsoft.com/office/drawing/2016/5/11/chartex" xmlns:cx6="http://schemas.microsoft.com/office/drawing/2016/5/12/chartex" xmlns:cx7="http://schemas.microsoft.com/office/drawing/2016/5/13/chartex" xmlns:cx8="http://schemas.microsoft.com/office/drawing/2016/5/14/chartex" xmlns:mc="http://schemas.openxmlformats.org/markup-compatibility/2006" xmlns:aink="http://schemas.microsoft.com/office/drawing/2016/ink" xmlns:am3d="http://schemas.microsoft.com/office/drawing/2017/model3d" xmlns:o="urn:schemas-microsoft-com:office:office" xmlns:oel="http://schemas.microsoft.com/office/2019/extlst" xmlns:r="http://schemas.openxmlformats.org/officeDocument/2006/relationships" xmlns:m="http://schemas.openxmlformats.org/officeDocument/2006/math" xmlns:v="urn:schemas-microsoft-com:vml" xmlns:wp14="http://schemas.microsoft.com/office/word/2010/wordprocessingDrawing" xmlns:wp="http://schemas.openxmlformats.org/drawingml/2006/wordprocessingDrawing" xmlns:w10="urn:schemas-microsoft-com:office:word" xmlns:w="http://schemas.openxmlformats.org/wordprocessingml/2006/main" xmlns:w14="http://schemas.microsoft.com/office/word/2010/wordml" xmlns:w15="http://schemas.microsoft.com/office/word/2012/wordml" xmlns:w16cex="http://schemas.microsoft.com/office/word/2018/wordml/cex" xmlns:w16cid="http://schemas.microsoft.com/office/word/2016/wordml/cid" xmlns:w16="http://schemas.microsoft.com/office/word/2018/wordml" xmlns:w16sdtdh="http://schemas.microsoft.com/office/word/2020/wordml/sdtdatahash" xmlns:w16se="http://schemas.microsoft.com/office/word/2015/wordml/symex" xmlns:wpg="http://schemas.microsoft.com/office/word/2010/wordprocessingGroup" xmlns:wpi="http://schemas.microsoft.com/office/word/2010/wordprocessingInk" xmlns:wne="http://schemas.microsoft.com/office/word/2006/wordml" xmlns:wps="http://schemas.microsoft.com/office/word/2010/wordprocessingShape" mc:Ignorable="w14 w15 w16se w16cid w16 w16cex w16sdtdh wp14">
   <w:p>
     <w:pPr>
       <w:pStyle w:val="a3"/>
@@ -27266,7 +27278,7 @@
 </file>
 
 <file path=word/header5.xml><?xml version="1.0" encoding="utf-8"?>
-<w:hdr xmlns:wpc="http://schemas.microsoft.com/office/word/2010/wordprocessingCanvas" xmlns:cx="http://schemas.microsoft.com/office/drawing/2014/chartex" xmlns:cx1="http://schemas.microsoft.com/office/drawing/2015/9/8/chartex" xmlns:cx2="http://schemas.microsoft.com/office/drawing/2015/10/21/chartex" xmlns:cx3="http://schemas.microsoft.com/office/drawing/2016/5/9/chartex" xmlns:cx4="http://schemas.microsoft.com/office/drawing/2016/5/10/chartex" xmlns:cx5="http://schemas.microsoft.com/office/drawing/2016/5/11/chartex" xmlns:cx6="http://schemas.microsoft.com/office/drawing/2016/5/12/chartex" xmlns:cx7="http://schemas.microsoft.com/office/drawing/2016/5/13/chartex" xmlns:cx8="http://schemas.microsoft.com/office/drawing/2016/5/14/chartex" xmlns:mc="http://schemas.openxmlformats.org/markup-compatibility/2006" xmlns:aink="http://schemas.microsoft.com/office/drawing/2016/ink" xmlns:am3d="http://schemas.microsoft.com/office/drawing/2017/model3d" xmlns:o="urn:schemas-microsoft-com:office:office" xmlns:r="http://schemas.openxmlformats.org/officeDocument/2006/relationships" xmlns:m="http://schemas.openxmlformats.org/officeDocument/2006/math" xmlns:v="urn:schemas-microsoft-com:vml" xmlns:wp14="http://schemas.microsoft.com/office/word/2010/wordprocessingDrawing" xmlns:wp="http://schemas.openxmlformats.org/drawingml/2006/wordprocessingDrawing" xmlns:w10="urn:schemas-microsoft-com:office:word" xmlns:w="http://schemas.openxmlformats.org/wordprocessingml/2006/main" xmlns:w14="http://schemas.microsoft.com/office/word/2010/wordml" xmlns:w15="http://schemas.microsoft.com/office/word/2012/wordml" xmlns:w16cex="http://schemas.microsoft.com/office/word/2018/wordml/cex" xmlns:w16cid="http://schemas.microsoft.com/office/word/2016/wordml/cid" xmlns:w16="http://schemas.microsoft.com/office/word/2018/wordml" xmlns:w16sdtdh="http://schemas.microsoft.com/office/word/2020/wordml/sdtdatahash" xmlns:w16se="http://schemas.microsoft.com/office/word/2015/wordml/symex" xmlns:wpg="http://schemas.microsoft.com/office/word/2010/wordprocessingGroup" xmlns:wpi="http://schemas.microsoft.com/office/word/2010/wordprocessingInk" xmlns:wne="http://schemas.microsoft.com/office/word/2006/wordml" xmlns:wps="http://schemas.microsoft.com/office/word/2010/wordprocessingShape" mc:Ignorable="w14 w15 w16se w16cid w16 w16cex w16sdtdh wp14">
+<w:hdr xmlns:wpc="http://schemas.microsoft.com/office/word/2010/wordprocessingCanvas" xmlns:cx="http://schemas.microsoft.com/office/drawing/2014/chartex" xmlns:cx1="http://schemas.microsoft.com/office/drawing/2015/9/8/chartex" xmlns:cx2="http://schemas.microsoft.com/office/drawing/2015/10/21/chartex" xmlns:cx3="http://schemas.microsoft.com/office/drawing/2016/5/9/chartex" xmlns:cx4="http://schemas.microsoft.com/office/drawing/2016/5/10/chartex" xmlns:cx5="http://schemas.microsoft.com/office/drawing/2016/5/11/chartex" xmlns:cx6="http://schemas.microsoft.com/office/drawing/2016/5/12/chartex" xmlns:cx7="http://schemas.microsoft.com/office/drawing/2016/5/13/chartex" xmlns:cx8="http://schemas.microsoft.com/office/drawing/2016/5/14/chartex" xmlns:mc="http://schemas.openxmlformats.org/markup-compatibility/2006" xmlns:aink="http://schemas.microsoft.com/office/drawing/2016/ink" xmlns:am3d="http://schemas.microsoft.com/office/drawing/2017/model3d" xmlns:o="urn:schemas-microsoft-com:office:office" xmlns:oel="http://schemas.microsoft.com/office/2019/extlst" xmlns:r="http://schemas.openxmlformats.org/officeDocument/2006/relationships" xmlns:m="http://schemas.openxmlformats.org/officeDocument/2006/math" xmlns:v="urn:schemas-microsoft-com:vml" xmlns:wp14="http://schemas.microsoft.com/office/word/2010/wordprocessingDrawing" xmlns:wp="http://schemas.openxmlformats.org/drawingml/2006/wordprocessingDrawing" xmlns:w10="urn:schemas-microsoft-com:office:word" xmlns:w="http://schemas.openxmlformats.org/wordprocessingml/2006/main" xmlns:w14="http://schemas.microsoft.com/office/word/2010/wordml" xmlns:w15="http://schemas.microsoft.com/office/word/2012/wordml" xmlns:w16cex="http://schemas.microsoft.com/office/word/2018/wordml/cex" xmlns:w16cid="http://schemas.microsoft.com/office/word/2016/wordml/cid" xmlns:w16="http://schemas.microsoft.com/office/word/2018/wordml" xmlns:w16sdtdh="http://schemas.microsoft.com/office/word/2020/wordml/sdtdatahash" xmlns:w16se="http://schemas.microsoft.com/office/word/2015/wordml/symex" xmlns:wpg="http://schemas.microsoft.com/office/word/2010/wordprocessingGroup" xmlns:wpi="http://schemas.microsoft.com/office/word/2010/wordprocessingInk" xmlns:wne="http://schemas.microsoft.com/office/word/2006/wordml" xmlns:wps="http://schemas.microsoft.com/office/word/2010/wordprocessingShape" mc:Ignorable="w14 w15 w16se w16cid w16 w16cex w16sdtdh wp14">
   <w:tbl>
     <w:tblPr>
       <w:tblW w:w="0" w:type="auto"/>
@@ -27990,7 +28002,7 @@
 </file>
 
 <file path=word/numbering.xml><?xml version="1.0" encoding="utf-8"?>
-<w:numbering xmlns:wpc="http://schemas.microsoft.com/office/word/2010/wordprocessingCanvas" xmlns:cx="http://schemas.microsoft.com/office/drawing/2014/chartex" xmlns:cx1="http://schemas.microsoft.com/office/drawing/2015/9/8/chartex" xmlns:cx2="http://schemas.microsoft.com/office/drawing/2015/10/21/chartex" xmlns:cx3="http://schemas.microsoft.com/office/drawing/2016/5/9/chartex" xmlns:cx4="http://schemas.microsoft.com/office/drawing/2016/5/10/chartex" xmlns:cx5="http://schemas.microsoft.com/office/drawing/2016/5/11/chartex" xmlns:cx6="http://schemas.microsoft.com/office/drawing/2016/5/12/chartex" xmlns:cx7="http://schemas.microsoft.com/office/drawing/2016/5/13/chartex" xmlns:cx8="http://schemas.microsoft.com/office/drawing/2016/5/14/chartex" xmlns:mc="http://schemas.openxmlformats.org/markup-compatibility/2006" xmlns:aink="http://schemas.microsoft.com/office/drawing/2016/ink" xmlns:am3d="http://schemas.microsoft.com/office/drawing/2017/model3d" xmlns:o="urn:schemas-microsoft-com:office:office" xmlns:r="http://schemas.openxmlformats.org/officeDocument/2006/relationships" xmlns:m="http://schemas.openxmlformats.org/officeDocument/2006/math" xmlns:v="urn:schemas-microsoft-com:vml" xmlns:wp14="http://schemas.microsoft.com/office/word/2010/wordprocessingDrawing" xmlns:wp="http://schemas.openxmlformats.org/drawingml/2006/wordprocessingDrawing" xmlns:w10="urn:schemas-microsoft-com:office:word" xmlns:w="http://schemas.openxmlformats.org/wordprocessingml/2006/main" xmlns:w14="http://schemas.microsoft.com/office/word/2010/wordml" xmlns:w15="http://schemas.microsoft.com/office/word/2012/wordml" xmlns:w16cex="http://schemas.microsoft.com/office/word/2018/wordml/cex" xmlns:w16cid="http://schemas.microsoft.com/office/word/2016/wordml/cid" xmlns:w16="http://schemas.microsoft.com/office/word/2018/wordml" xmlns:w16sdtdh="http://schemas.microsoft.com/office/word/2020/wordml/sdtdatahash" xmlns:w16se="http://schemas.microsoft.com/office/word/2015/wordml/symex" xmlns:wpg="http://schemas.microsoft.com/office/word/2010/wordprocessingGroup" xmlns:wpi="http://schemas.microsoft.com/office/word/2010/wordprocessingInk" xmlns:wne="http://schemas.microsoft.com/office/word/2006/wordml" xmlns:wps="http://schemas.microsoft.com/office/word/2010/wordprocessingShape" mc:Ignorable="w14 w15 w16se w16cid w16 w16cex w16sdtdh wp14">
+<w:numbering xmlns:wpc="http://schemas.microsoft.com/office/word/2010/wordprocessingCanvas" xmlns:cx="http://schemas.microsoft.com/office/drawing/2014/chartex" xmlns:cx1="http://schemas.microsoft.com/office/drawing/2015/9/8/chartex" xmlns:cx2="http://schemas.microsoft.com/office/drawing/2015/10/21/chartex" xmlns:cx3="http://schemas.microsoft.com/office/drawing/2016/5/9/chartex" xmlns:cx4="http://schemas.microsoft.com/office/drawing/2016/5/10/chartex" xmlns:cx5="http://schemas.microsoft.com/office/drawing/2016/5/11/chartex" xmlns:cx6="http://schemas.microsoft.com/office/drawing/2016/5/12/chartex" xmlns:cx7="http://schemas.microsoft.com/office/drawing/2016/5/13/chartex" xmlns:cx8="http://schemas.microsoft.com/office/drawing/2016/5/14/chartex" xmlns:mc="http://schemas.openxmlformats.org/markup-compatibility/2006" xmlns:aink="http://schemas.microsoft.com/office/drawing/2016/ink" xmlns:am3d="http://schemas.microsoft.com/office/drawing/2017/model3d" xmlns:o="urn:schemas-microsoft-com:office:office" xmlns:oel="http://schemas.microsoft.com/office/2019/extlst" xmlns:r="http://schemas.openxmlformats.org/officeDocument/2006/relationships" xmlns:m="http://schemas.openxmlformats.org/officeDocument/2006/math" xmlns:v="urn:schemas-microsoft-com:vml" xmlns:wp14="http://schemas.microsoft.com/office/word/2010/wordprocessingDrawing" xmlns:wp="http://schemas.openxmlformats.org/drawingml/2006/wordprocessingDrawing" xmlns:w10="urn:schemas-microsoft-com:office:word" xmlns:w="http://schemas.openxmlformats.org/wordprocessingml/2006/main" xmlns:w14="http://schemas.microsoft.com/office/word/2010/wordml" xmlns:w15="http://schemas.microsoft.com/office/word/2012/wordml" xmlns:w16cex="http://schemas.microsoft.com/office/word/2018/wordml/cex" xmlns:w16cid="http://schemas.microsoft.com/office/word/2016/wordml/cid" xmlns:w16="http://schemas.microsoft.com/office/word/2018/wordml" xmlns:w16sdtdh="http://schemas.microsoft.com/office/word/2020/wordml/sdtdatahash" xmlns:w16se="http://schemas.microsoft.com/office/word/2015/wordml/symex" xmlns:wpg="http://schemas.microsoft.com/office/word/2010/wordprocessingGroup" xmlns:wpi="http://schemas.microsoft.com/office/word/2010/wordprocessingInk" xmlns:wne="http://schemas.microsoft.com/office/word/2006/wordml" xmlns:wps="http://schemas.microsoft.com/office/word/2010/wordprocessingShape" mc:Ignorable="w14 w15 w16se w16cid w16 w16cex w16sdtdh wp14">
   <w:abstractNum w:abstractNumId="0" w15:restartNumberingAfterBreak="0">
     <w:nsid w:val="01DF0271"/>
     <w:multiLevelType w:val="hybridMultilevel"/>
@@ -32159,58 +32171,58 @@
       </w:pPr>
     </w:lvl>
   </w:abstractNum>
-  <w:num w:numId="1">
+  <w:num w:numId="1" w16cid:durableId="1649746609">
     <w:abstractNumId w:val="15"/>
   </w:num>
-  <w:num w:numId="2">
+  <w:num w:numId="2" w16cid:durableId="2043431215">
     <w:abstractNumId w:val="4"/>
   </w:num>
-  <w:num w:numId="3">
+  <w:num w:numId="3" w16cid:durableId="249851325">
     <w:abstractNumId w:val="26"/>
   </w:num>
-  <w:num w:numId="4">
+  <w:num w:numId="4" w16cid:durableId="135880150">
     <w:abstractNumId w:val="22"/>
   </w:num>
-  <w:num w:numId="5">
+  <w:num w:numId="5" w16cid:durableId="1665472232">
     <w:abstractNumId w:val="30"/>
   </w:num>
-  <w:num w:numId="6">
+  <w:num w:numId="6" w16cid:durableId="54398024">
     <w:abstractNumId w:val="33"/>
   </w:num>
-  <w:num w:numId="7">
+  <w:num w:numId="7" w16cid:durableId="505874566">
     <w:abstractNumId w:val="3"/>
   </w:num>
-  <w:num w:numId="8">
+  <w:num w:numId="8" w16cid:durableId="32584427">
     <w:abstractNumId w:val="17"/>
   </w:num>
-  <w:num w:numId="9">
+  <w:num w:numId="9" w16cid:durableId="960721157">
     <w:abstractNumId w:val="20"/>
   </w:num>
-  <w:num w:numId="10">
+  <w:num w:numId="10" w16cid:durableId="2038189684">
     <w:abstractNumId w:val="2"/>
   </w:num>
-  <w:num w:numId="11">
+  <w:num w:numId="11" w16cid:durableId="817260920">
     <w:abstractNumId w:val="29"/>
   </w:num>
-  <w:num w:numId="12">
+  <w:num w:numId="12" w16cid:durableId="134378224">
     <w:abstractNumId w:val="9"/>
   </w:num>
-  <w:num w:numId="13">
+  <w:num w:numId="13" w16cid:durableId="1571424937">
     <w:abstractNumId w:val="16"/>
   </w:num>
-  <w:num w:numId="14">
+  <w:num w:numId="14" w16cid:durableId="720327597">
     <w:abstractNumId w:val="31"/>
   </w:num>
-  <w:num w:numId="15">
+  <w:num w:numId="15" w16cid:durableId="1106072839">
     <w:abstractNumId w:val="8"/>
   </w:num>
-  <w:num w:numId="16">
+  <w:num w:numId="16" w16cid:durableId="653411693">
     <w:abstractNumId w:val="28"/>
   </w:num>
-  <w:num w:numId="17">
+  <w:num w:numId="17" w16cid:durableId="1185365937">
     <w:abstractNumId w:val="7"/>
   </w:num>
-  <w:num w:numId="18">
+  <w:num w:numId="18" w16cid:durableId="1311983467">
     <w:abstractNumId w:val="15"/>
     <w:lvlOverride w:ilvl="0">
       <w:startOverride w:val="1"/>
@@ -32240,70 +32252,70 @@
       <w:startOverride w:val="1"/>
     </w:lvlOverride>
   </w:num>
-  <w:num w:numId="19">
+  <w:num w:numId="19" w16cid:durableId="1834490595">
     <w:abstractNumId w:val="12"/>
   </w:num>
-  <w:num w:numId="20">
+  <w:num w:numId="20" w16cid:durableId="146240448">
     <w:abstractNumId w:val="18"/>
   </w:num>
-  <w:num w:numId="21">
+  <w:num w:numId="21" w16cid:durableId="1613242068">
     <w:abstractNumId w:val="25"/>
   </w:num>
-  <w:num w:numId="22">
+  <w:num w:numId="22" w16cid:durableId="25714110">
     <w:abstractNumId w:val="32"/>
   </w:num>
-  <w:num w:numId="23">
+  <w:num w:numId="23" w16cid:durableId="456458319">
     <w:abstractNumId w:val="10"/>
   </w:num>
-  <w:num w:numId="24">
+  <w:num w:numId="24" w16cid:durableId="73862981">
     <w:abstractNumId w:val="27"/>
   </w:num>
-  <w:num w:numId="25">
+  <w:num w:numId="25" w16cid:durableId="163977202">
     <w:abstractNumId w:val="23"/>
   </w:num>
-  <w:num w:numId="26">
+  <w:num w:numId="26" w16cid:durableId="1531916464">
     <w:abstractNumId w:val="14"/>
   </w:num>
-  <w:num w:numId="27">
+  <w:num w:numId="27" w16cid:durableId="911156055">
     <w:abstractNumId w:val="21"/>
   </w:num>
-  <w:num w:numId="28">
+  <w:num w:numId="28" w16cid:durableId="571893955">
     <w:abstractNumId w:val="11"/>
   </w:num>
-  <w:num w:numId="29">
+  <w:num w:numId="29" w16cid:durableId="1719477474">
     <w:abstractNumId w:val="0"/>
   </w:num>
-  <w:num w:numId="30">
+  <w:num w:numId="30" w16cid:durableId="1175655510">
     <w:abstractNumId w:val="1"/>
   </w:num>
-  <w:num w:numId="31">
+  <w:num w:numId="31" w16cid:durableId="27797262">
     <w:abstractNumId w:val="19"/>
   </w:num>
-  <w:num w:numId="32">
+  <w:num w:numId="32" w16cid:durableId="1847743878">
     <w:abstractNumId w:val="24"/>
   </w:num>
-  <w:num w:numId="33">
+  <w:num w:numId="33" w16cid:durableId="1839809758">
     <w:abstractNumId w:val="13"/>
   </w:num>
-  <w:num w:numId="34">
+  <w:num w:numId="34" w16cid:durableId="620237">
     <w:abstractNumId w:val="15"/>
   </w:num>
-  <w:num w:numId="35">
+  <w:num w:numId="35" w16cid:durableId="1305506693">
     <w:abstractNumId w:val="15"/>
   </w:num>
-  <w:num w:numId="36">
+  <w:num w:numId="36" w16cid:durableId="1431702754">
     <w:abstractNumId w:val="15"/>
   </w:num>
-  <w:num w:numId="37">
+  <w:num w:numId="37" w16cid:durableId="1965961266">
     <w:abstractNumId w:val="6"/>
   </w:num>
-  <w:num w:numId="38">
+  <w:num w:numId="38" w16cid:durableId="1522355752">
     <w:abstractNumId w:val="35"/>
   </w:num>
-  <w:num w:numId="39">
+  <w:num w:numId="39" w16cid:durableId="1708024248">
     <w:abstractNumId w:val="34"/>
   </w:num>
-  <w:num w:numId="40">
+  <w:num w:numId="40" w16cid:durableId="1854763975">
     <w:abstractNumId w:val="5"/>
   </w:num>
   <w:numIdMacAtCleanup w:val="27"/>

--- a/en/020_Application_Development_Standards/010_Design_Standards/DB_Design_Standards.docx
+++ b/en/020_Application_Development_Standards/010_Design_Standards/DB_Design_Standards.docx
@@ -18109,7 +18109,19 @@
                               <w:rPr>
                                 <w:rFonts w:ascii="Times New Roman" w:hAnsi="Times New Roman" w:cs="Times New Roman"/>
                               </w:rPr>
-                              <w:t>uk_system_acount_01</w:t>
+                              <w:t>uk_system_a</w:t>
+                            </w:r>
+                            <w:r>
+                              <w:rPr>
+                                <w:rFonts w:ascii="Times New Roman" w:hAnsi="Times New Roman" w:cs="Times New Roman" w:hint="eastAsia"/>
+                              </w:rPr>
+                              <w:t>c</w:t>
+                            </w:r>
+                            <w:r>
+                              <w:rPr>
+                                <w:rFonts w:ascii="Times New Roman" w:hAnsi="Times New Roman" w:cs="Times New Roman"/>
+                              </w:rPr>
+                              <w:t>count_01</w:t>
                             </w:r>
                           </w:p>
                         </w:txbxContent>
@@ -18223,7 +18235,19 @@
                         <w:rPr>
                           <w:rFonts w:ascii="Times New Roman" w:hAnsi="Times New Roman" w:cs="Times New Roman"/>
                         </w:rPr>
-                        <w:t>uk_system_acount_01</w:t>
+                        <w:t>uk_system_a</w:t>
+                      </w:r>
+                      <w:r>
+                        <w:rPr>
+                          <w:rFonts w:ascii="Times New Roman" w:hAnsi="Times New Roman" w:cs="Times New Roman" w:hint="eastAsia"/>
+                        </w:rPr>
+                        <w:t>c</w:t>
+                      </w:r>
+                      <w:r>
+                        <w:rPr>
+                          <w:rFonts w:ascii="Times New Roman" w:hAnsi="Times New Roman" w:cs="Times New Roman"/>
+                        </w:rPr>
+                        <w:t>count_01</w:t>
                       </w:r>
                     </w:p>
                   </w:txbxContent>

--- a/en/020_Application_Development_Standards/010_Design_Standards/DB_Design_Standards.docx
+++ b/en/020_Application_Development_Standards/010_Design_Standards/DB_Design_Standards.docx
@@ -1,6 +1,6 @@
 
 <file path=word/document.xml><?xml version="1.0" encoding="utf-8"?>
-<w:document xmlns:wpc="http://schemas.microsoft.com/office/word/2010/wordprocessingCanvas" xmlns:cx="http://schemas.microsoft.com/office/drawing/2014/chartex" xmlns:cx1="http://schemas.microsoft.com/office/drawing/2015/9/8/chartex" xmlns:cx2="http://schemas.microsoft.com/office/drawing/2015/10/21/chartex" xmlns:cx3="http://schemas.microsoft.com/office/drawing/2016/5/9/chartex" xmlns:cx4="http://schemas.microsoft.com/office/drawing/2016/5/10/chartex" xmlns:cx5="http://schemas.microsoft.com/office/drawing/2016/5/11/chartex" xmlns:cx6="http://schemas.microsoft.com/office/drawing/2016/5/12/chartex" xmlns:cx7="http://schemas.microsoft.com/office/drawing/2016/5/13/chartex" xmlns:cx8="http://schemas.microsoft.com/office/drawing/2016/5/14/chartex" xmlns:mc="http://schemas.openxmlformats.org/markup-compatibility/2006" xmlns:aink="http://schemas.microsoft.com/office/drawing/2016/ink" xmlns:am3d="http://schemas.microsoft.com/office/drawing/2017/model3d" xmlns:o="urn:schemas-microsoft-com:office:office" xmlns:r="http://schemas.openxmlformats.org/officeDocument/2006/relationships" xmlns:m="http://schemas.openxmlformats.org/officeDocument/2006/math" xmlns:v="urn:schemas-microsoft-com:vml" xmlns:wp14="http://schemas.microsoft.com/office/word/2010/wordprocessingDrawing" xmlns:wp="http://schemas.openxmlformats.org/drawingml/2006/wordprocessingDrawing" xmlns:w10="urn:schemas-microsoft-com:office:word" xmlns:w="http://schemas.openxmlformats.org/wordprocessingml/2006/main" xmlns:w14="http://schemas.microsoft.com/office/word/2010/wordml" xmlns:w15="http://schemas.microsoft.com/office/word/2012/wordml" xmlns:w16cex="http://schemas.microsoft.com/office/word/2018/wordml/cex" xmlns:w16cid="http://schemas.microsoft.com/office/word/2016/wordml/cid" xmlns:w16="http://schemas.microsoft.com/office/word/2018/wordml" xmlns:w16sdtdh="http://schemas.microsoft.com/office/word/2020/wordml/sdtdatahash" xmlns:w16se="http://schemas.microsoft.com/office/word/2015/wordml/symex" xmlns:wpg="http://schemas.microsoft.com/office/word/2010/wordprocessingGroup" xmlns:wpi="http://schemas.microsoft.com/office/word/2010/wordprocessingInk" xmlns:wne="http://schemas.microsoft.com/office/word/2006/wordml" xmlns:wps="http://schemas.microsoft.com/office/word/2010/wordprocessingShape" mc:Ignorable="w14 w15 w16se w16cid w16 w16cex w16sdtdh wp14">
+<w:document xmlns:wpc="http://schemas.microsoft.com/office/word/2010/wordprocessingCanvas" xmlns:cx="http://schemas.microsoft.com/office/drawing/2014/chartex" xmlns:cx1="http://schemas.microsoft.com/office/drawing/2015/9/8/chartex" xmlns:cx2="http://schemas.microsoft.com/office/drawing/2015/10/21/chartex" xmlns:cx3="http://schemas.microsoft.com/office/drawing/2016/5/9/chartex" xmlns:cx4="http://schemas.microsoft.com/office/drawing/2016/5/10/chartex" xmlns:cx5="http://schemas.microsoft.com/office/drawing/2016/5/11/chartex" xmlns:cx6="http://schemas.microsoft.com/office/drawing/2016/5/12/chartex" xmlns:cx7="http://schemas.microsoft.com/office/drawing/2016/5/13/chartex" xmlns:cx8="http://schemas.microsoft.com/office/drawing/2016/5/14/chartex" xmlns:mc="http://schemas.openxmlformats.org/markup-compatibility/2006" xmlns:aink="http://schemas.microsoft.com/office/drawing/2016/ink" xmlns:am3d="http://schemas.microsoft.com/office/drawing/2017/model3d" xmlns:o="urn:schemas-microsoft-com:office:office" xmlns:oel="http://schemas.microsoft.com/office/2019/extlst" xmlns:r="http://schemas.openxmlformats.org/officeDocument/2006/relationships" xmlns:m="http://schemas.openxmlformats.org/officeDocument/2006/math" xmlns:v="urn:schemas-microsoft-com:vml" xmlns:wp14="http://schemas.microsoft.com/office/word/2010/wordprocessingDrawing" xmlns:wp="http://schemas.openxmlformats.org/drawingml/2006/wordprocessingDrawing" xmlns:w10="urn:schemas-microsoft-com:office:word" xmlns:w="http://schemas.openxmlformats.org/wordprocessingml/2006/main" xmlns:w14="http://schemas.microsoft.com/office/word/2010/wordml" xmlns:w15="http://schemas.microsoft.com/office/word/2012/wordml" xmlns:w16cex="http://schemas.microsoft.com/office/word/2018/wordml/cex" xmlns:w16cid="http://schemas.microsoft.com/office/word/2016/wordml/cid" xmlns:w16="http://schemas.microsoft.com/office/word/2018/wordml" xmlns:w16sdtdh="http://schemas.microsoft.com/office/word/2020/wordml/sdtdatahash" xmlns:w16se="http://schemas.microsoft.com/office/word/2015/wordml/symex" xmlns:wpg="http://schemas.microsoft.com/office/word/2010/wordprocessingGroup" xmlns:wpi="http://schemas.microsoft.com/office/word/2010/wordprocessingInk" xmlns:wne="http://schemas.microsoft.com/office/word/2006/wordml" xmlns:wps="http://schemas.microsoft.com/office/word/2010/wordprocessingShape" mc:Ignorable="w14 w15 w16se w16cid w16 w16cex w16sdtdh wp14">
   <w:body>
     <w:p>
       <w:pPr>
@@ -16518,7 +16518,19 @@
         <w:rPr>
           <w:rFonts w:ascii="Times New Roman" w:hAnsi="Times New Roman"/>
         </w:rPr>
-        <w:t xml:space="preserve">No definition required (because there is no need to </w:t>
+        <w:t>No definition required (because there is no need to</w:t>
+      </w:r>
+      <w:r>
+        <w:rPr>
+          <w:rFonts w:ascii="Times New Roman" w:hAnsi="Times New Roman"/>
+        </w:rPr>
+        <w:t xml:space="preserve"> manage</w:t>
+      </w:r>
+      <w:r>
+        <w:rPr>
+          <w:rFonts w:ascii="Times New Roman" w:hAnsi="Times New Roman"/>
+        </w:rPr>
+        <w:t xml:space="preserve"> </w:t>
       </w:r>
       <w:r>
         <w:rPr>
@@ -18097,7 +18109,19 @@
                               <w:rPr>
                                 <w:rFonts w:ascii="Times New Roman" w:hAnsi="Times New Roman" w:cs="Times New Roman"/>
                               </w:rPr>
-                              <w:t>uk_system_acount_01</w:t>
+                              <w:t>uk_system_a</w:t>
+                            </w:r>
+                            <w:r>
+                              <w:rPr>
+                                <w:rFonts w:ascii="Times New Roman" w:hAnsi="Times New Roman" w:cs="Times New Roman" w:hint="eastAsia"/>
+                              </w:rPr>
+                              <w:t>c</w:t>
+                            </w:r>
+                            <w:r>
+                              <w:rPr>
+                                <w:rFonts w:ascii="Times New Roman" w:hAnsi="Times New Roman" w:cs="Times New Roman"/>
+                              </w:rPr>
+                              <w:t>count_01</w:t>
                             </w:r>
                           </w:p>
                         </w:txbxContent>
@@ -18211,7 +18235,19 @@
                         <w:rPr>
                           <w:rFonts w:ascii="Times New Roman" w:hAnsi="Times New Roman" w:cs="Times New Roman"/>
                         </w:rPr>
-                        <w:t>uk_system_acount_01</w:t>
+                        <w:t>uk_system_a</w:t>
+                      </w:r>
+                      <w:r>
+                        <w:rPr>
+                          <w:rFonts w:ascii="Times New Roman" w:hAnsi="Times New Roman" w:cs="Times New Roman" w:hint="eastAsia"/>
+                        </w:rPr>
+                        <w:t>c</w:t>
+                      </w:r>
+                      <w:r>
+                        <w:rPr>
+                          <w:rFonts w:ascii="Times New Roman" w:hAnsi="Times New Roman" w:cs="Times New Roman"/>
+                        </w:rPr>
+                        <w:t>count_01</w:t>
                       </w:r>
                     </w:p>
                   </w:txbxContent>
@@ -25854,7 +25890,7 @@
 </file>
 
 <file path=word/endnotes.xml><?xml version="1.0" encoding="utf-8"?>
-<w:endnotes xmlns:wpc="http://schemas.microsoft.com/office/word/2010/wordprocessingCanvas" xmlns:cx="http://schemas.microsoft.com/office/drawing/2014/chartex" xmlns:cx1="http://schemas.microsoft.com/office/drawing/2015/9/8/chartex" xmlns:cx2="http://schemas.microsoft.com/office/drawing/2015/10/21/chartex" xmlns:cx3="http://schemas.microsoft.com/office/drawing/2016/5/9/chartex" xmlns:cx4="http://schemas.microsoft.com/office/drawing/2016/5/10/chartex" xmlns:cx5="http://schemas.microsoft.com/office/drawing/2016/5/11/chartex" xmlns:cx6="http://schemas.microsoft.com/office/drawing/2016/5/12/chartex" xmlns:cx7="http://schemas.microsoft.com/office/drawing/2016/5/13/chartex" xmlns:cx8="http://schemas.microsoft.com/office/drawing/2016/5/14/chartex" xmlns:mc="http://schemas.openxmlformats.org/markup-compatibility/2006" xmlns:aink="http://schemas.microsoft.com/office/drawing/2016/ink" xmlns:am3d="http://schemas.microsoft.com/office/drawing/2017/model3d" xmlns:o="urn:schemas-microsoft-com:office:office" xmlns:r="http://schemas.openxmlformats.org/officeDocument/2006/relationships" xmlns:m="http://schemas.openxmlformats.org/officeDocument/2006/math" xmlns:v="urn:schemas-microsoft-com:vml" xmlns:wp14="http://schemas.microsoft.com/office/word/2010/wordprocessingDrawing" xmlns:wp="http://schemas.openxmlformats.org/drawingml/2006/wordprocessingDrawing" xmlns:w10="urn:schemas-microsoft-com:office:word" xmlns:w="http://schemas.openxmlformats.org/wordprocessingml/2006/main" xmlns:w14="http://schemas.microsoft.com/office/word/2010/wordml" xmlns:w15="http://schemas.microsoft.com/office/word/2012/wordml" xmlns:w16cex="http://schemas.microsoft.com/office/word/2018/wordml/cex" xmlns:w16cid="http://schemas.microsoft.com/office/word/2016/wordml/cid" xmlns:w16="http://schemas.microsoft.com/office/word/2018/wordml" xmlns:w16sdtdh="http://schemas.microsoft.com/office/word/2020/wordml/sdtdatahash" xmlns:w16se="http://schemas.microsoft.com/office/word/2015/wordml/symex" xmlns:wpg="http://schemas.microsoft.com/office/word/2010/wordprocessingGroup" xmlns:wpi="http://schemas.microsoft.com/office/word/2010/wordprocessingInk" xmlns:wne="http://schemas.microsoft.com/office/word/2006/wordml" xmlns:wps="http://schemas.microsoft.com/office/word/2010/wordprocessingShape" mc:Ignorable="w14 w15 w16se w16cid w16 w16cex w16sdtdh wp14">
+<w:endnotes xmlns:wpc="http://schemas.microsoft.com/office/word/2010/wordprocessingCanvas" xmlns:cx="http://schemas.microsoft.com/office/drawing/2014/chartex" xmlns:cx1="http://schemas.microsoft.com/office/drawing/2015/9/8/chartex" xmlns:cx2="http://schemas.microsoft.com/office/drawing/2015/10/21/chartex" xmlns:cx3="http://schemas.microsoft.com/office/drawing/2016/5/9/chartex" xmlns:cx4="http://schemas.microsoft.com/office/drawing/2016/5/10/chartex" xmlns:cx5="http://schemas.microsoft.com/office/drawing/2016/5/11/chartex" xmlns:cx6="http://schemas.microsoft.com/office/drawing/2016/5/12/chartex" xmlns:cx7="http://schemas.microsoft.com/office/drawing/2016/5/13/chartex" xmlns:cx8="http://schemas.microsoft.com/office/drawing/2016/5/14/chartex" xmlns:mc="http://schemas.openxmlformats.org/markup-compatibility/2006" xmlns:aink="http://schemas.microsoft.com/office/drawing/2016/ink" xmlns:am3d="http://schemas.microsoft.com/office/drawing/2017/model3d" xmlns:o="urn:schemas-microsoft-com:office:office" xmlns:oel="http://schemas.microsoft.com/office/2019/extlst" xmlns:r="http://schemas.openxmlformats.org/officeDocument/2006/relationships" xmlns:m="http://schemas.openxmlformats.org/officeDocument/2006/math" xmlns:v="urn:schemas-microsoft-com:vml" xmlns:wp14="http://schemas.microsoft.com/office/word/2010/wordprocessingDrawing" xmlns:wp="http://schemas.openxmlformats.org/drawingml/2006/wordprocessingDrawing" xmlns:w10="urn:schemas-microsoft-com:office:word" xmlns:w="http://schemas.openxmlformats.org/wordprocessingml/2006/main" xmlns:w14="http://schemas.microsoft.com/office/word/2010/wordml" xmlns:w15="http://schemas.microsoft.com/office/word/2012/wordml" xmlns:w16cex="http://schemas.microsoft.com/office/word/2018/wordml/cex" xmlns:w16cid="http://schemas.microsoft.com/office/word/2016/wordml/cid" xmlns:w16="http://schemas.microsoft.com/office/word/2018/wordml" xmlns:w16sdtdh="http://schemas.microsoft.com/office/word/2020/wordml/sdtdatahash" xmlns:w16se="http://schemas.microsoft.com/office/word/2015/wordml/symex" xmlns:wpg="http://schemas.microsoft.com/office/word/2010/wordprocessingGroup" xmlns:wpi="http://schemas.microsoft.com/office/word/2010/wordprocessingInk" xmlns:wne="http://schemas.microsoft.com/office/word/2006/wordml" xmlns:wps="http://schemas.microsoft.com/office/word/2010/wordprocessingShape" mc:Ignorable="w14 w15 w16se w16cid w16 w16cex w16sdtdh wp14">
   <w:endnote w:type="separator" w:id="-1">
     <w:p>
       <w:r>
@@ -25873,7 +25909,7 @@
 </file>
 
 <file path=word/footer1.xml><?xml version="1.0" encoding="utf-8"?>
-<w:ftr xmlns:wpc="http://schemas.microsoft.com/office/word/2010/wordprocessingCanvas" xmlns:cx="http://schemas.microsoft.com/office/drawing/2014/chartex" xmlns:cx1="http://schemas.microsoft.com/office/drawing/2015/9/8/chartex" xmlns:cx2="http://schemas.microsoft.com/office/drawing/2015/10/21/chartex" xmlns:cx3="http://schemas.microsoft.com/office/drawing/2016/5/9/chartex" xmlns:cx4="http://schemas.microsoft.com/office/drawing/2016/5/10/chartex" xmlns:cx5="http://schemas.microsoft.com/office/drawing/2016/5/11/chartex" xmlns:cx6="http://schemas.microsoft.com/office/drawing/2016/5/12/chartex" xmlns:cx7="http://schemas.microsoft.com/office/drawing/2016/5/13/chartex" xmlns:cx8="http://schemas.microsoft.com/office/drawing/2016/5/14/chartex" xmlns:mc="http://schemas.openxmlformats.org/markup-compatibility/2006" xmlns:aink="http://schemas.microsoft.com/office/drawing/2016/ink" xmlns:am3d="http://schemas.microsoft.com/office/drawing/2017/model3d" xmlns:o="urn:schemas-microsoft-com:office:office" xmlns:r="http://schemas.openxmlformats.org/officeDocument/2006/relationships" xmlns:m="http://schemas.openxmlformats.org/officeDocument/2006/math" xmlns:v="urn:schemas-microsoft-com:vml" xmlns:wp14="http://schemas.microsoft.com/office/word/2010/wordprocessingDrawing" xmlns:wp="http://schemas.openxmlformats.org/drawingml/2006/wordprocessingDrawing" xmlns:w10="urn:schemas-microsoft-com:office:word" xmlns:w="http://schemas.openxmlformats.org/wordprocessingml/2006/main" xmlns:w14="http://schemas.microsoft.com/office/word/2010/wordml" xmlns:w15="http://schemas.microsoft.com/office/word/2012/wordml" xmlns:w16cex="http://schemas.microsoft.com/office/word/2018/wordml/cex" xmlns:w16cid="http://schemas.microsoft.com/office/word/2016/wordml/cid" xmlns:w16="http://schemas.microsoft.com/office/word/2018/wordml" xmlns:w16sdtdh="http://schemas.microsoft.com/office/word/2020/wordml/sdtdatahash" xmlns:w16se="http://schemas.microsoft.com/office/word/2015/wordml/symex" xmlns:wpg="http://schemas.microsoft.com/office/word/2010/wordprocessingGroup" xmlns:wpi="http://schemas.microsoft.com/office/word/2010/wordprocessingInk" xmlns:wne="http://schemas.microsoft.com/office/word/2006/wordml" xmlns:wps="http://schemas.microsoft.com/office/word/2010/wordprocessingShape" mc:Ignorable="w14 w15 w16se w16cid w16 w16cex w16sdtdh wp14">
+<w:ftr xmlns:wpc="http://schemas.microsoft.com/office/word/2010/wordprocessingCanvas" xmlns:cx="http://schemas.microsoft.com/office/drawing/2014/chartex" xmlns:cx1="http://schemas.microsoft.com/office/drawing/2015/9/8/chartex" xmlns:cx2="http://schemas.microsoft.com/office/drawing/2015/10/21/chartex" xmlns:cx3="http://schemas.microsoft.com/office/drawing/2016/5/9/chartex" xmlns:cx4="http://schemas.microsoft.com/office/drawing/2016/5/10/chartex" xmlns:cx5="http://schemas.microsoft.com/office/drawing/2016/5/11/chartex" xmlns:cx6="http://schemas.microsoft.com/office/drawing/2016/5/12/chartex" xmlns:cx7="http://schemas.microsoft.com/office/drawing/2016/5/13/chartex" xmlns:cx8="http://schemas.microsoft.com/office/drawing/2016/5/14/chartex" xmlns:mc="http://schemas.openxmlformats.org/markup-compatibility/2006" xmlns:aink="http://schemas.microsoft.com/office/drawing/2016/ink" xmlns:am3d="http://schemas.microsoft.com/office/drawing/2017/model3d" xmlns:o="urn:schemas-microsoft-com:office:office" xmlns:oel="http://schemas.microsoft.com/office/2019/extlst" xmlns:r="http://schemas.openxmlformats.org/officeDocument/2006/relationships" xmlns:m="http://schemas.openxmlformats.org/officeDocument/2006/math" xmlns:v="urn:schemas-microsoft-com:vml" xmlns:wp14="http://schemas.microsoft.com/office/word/2010/wordprocessingDrawing" xmlns:wp="http://schemas.openxmlformats.org/drawingml/2006/wordprocessingDrawing" xmlns:w10="urn:schemas-microsoft-com:office:word" xmlns:w="http://schemas.openxmlformats.org/wordprocessingml/2006/main" xmlns:w14="http://schemas.microsoft.com/office/word/2010/wordml" xmlns:w15="http://schemas.microsoft.com/office/word/2012/wordml" xmlns:w16cex="http://schemas.microsoft.com/office/word/2018/wordml/cex" xmlns:w16cid="http://schemas.microsoft.com/office/word/2016/wordml/cid" xmlns:w16="http://schemas.microsoft.com/office/word/2018/wordml" xmlns:w16sdtdh="http://schemas.microsoft.com/office/word/2020/wordml/sdtdatahash" xmlns:w16se="http://schemas.microsoft.com/office/word/2015/wordml/symex" xmlns:wpg="http://schemas.microsoft.com/office/word/2010/wordprocessingGroup" xmlns:wpi="http://schemas.microsoft.com/office/word/2010/wordprocessingInk" xmlns:wne="http://schemas.microsoft.com/office/word/2006/wordml" xmlns:wps="http://schemas.microsoft.com/office/word/2010/wordprocessingShape" mc:Ignorable="w14 w15 w16se w16cid w16 w16cex w16sdtdh wp14">
   <w:p>
     <w:pPr>
       <w:tabs>
@@ -25886,7 +25922,7 @@
 </file>
 
 <file path=word/footer2.xml><?xml version="1.0" encoding="utf-8"?>
-<w:ftr xmlns:wpc="http://schemas.microsoft.com/office/word/2010/wordprocessingCanvas" xmlns:cx="http://schemas.microsoft.com/office/drawing/2014/chartex" xmlns:cx1="http://schemas.microsoft.com/office/drawing/2015/9/8/chartex" xmlns:cx2="http://schemas.microsoft.com/office/drawing/2015/10/21/chartex" xmlns:cx3="http://schemas.microsoft.com/office/drawing/2016/5/9/chartex" xmlns:cx4="http://schemas.microsoft.com/office/drawing/2016/5/10/chartex" xmlns:cx5="http://schemas.microsoft.com/office/drawing/2016/5/11/chartex" xmlns:cx6="http://schemas.microsoft.com/office/drawing/2016/5/12/chartex" xmlns:cx7="http://schemas.microsoft.com/office/drawing/2016/5/13/chartex" xmlns:cx8="http://schemas.microsoft.com/office/drawing/2016/5/14/chartex" xmlns:mc="http://schemas.openxmlformats.org/markup-compatibility/2006" xmlns:aink="http://schemas.microsoft.com/office/drawing/2016/ink" xmlns:am3d="http://schemas.microsoft.com/office/drawing/2017/model3d" xmlns:o="urn:schemas-microsoft-com:office:office" xmlns:r="http://schemas.openxmlformats.org/officeDocument/2006/relationships" xmlns:m="http://schemas.openxmlformats.org/officeDocument/2006/math" xmlns:v="urn:schemas-microsoft-com:vml" xmlns:wp14="http://schemas.microsoft.com/office/word/2010/wordprocessingDrawing" xmlns:wp="http://schemas.openxmlformats.org/drawingml/2006/wordprocessingDrawing" xmlns:w10="urn:schemas-microsoft-com:office:word" xmlns:w="http://schemas.openxmlformats.org/wordprocessingml/2006/main" xmlns:w14="http://schemas.microsoft.com/office/word/2010/wordml" xmlns:w15="http://schemas.microsoft.com/office/word/2012/wordml" xmlns:w16cex="http://schemas.microsoft.com/office/word/2018/wordml/cex" xmlns:w16cid="http://schemas.microsoft.com/office/word/2016/wordml/cid" xmlns:w16="http://schemas.microsoft.com/office/word/2018/wordml" xmlns:w16sdtdh="http://schemas.microsoft.com/office/word/2020/wordml/sdtdatahash" xmlns:w16se="http://schemas.microsoft.com/office/word/2015/wordml/symex" xmlns:wpg="http://schemas.microsoft.com/office/word/2010/wordprocessingGroup" xmlns:wpi="http://schemas.microsoft.com/office/word/2010/wordprocessingInk" xmlns:wne="http://schemas.microsoft.com/office/word/2006/wordml" xmlns:wps="http://schemas.microsoft.com/office/word/2010/wordprocessingShape" mc:Ignorable="w14 w15 w16se w16cid w16 w16cex w16sdtdh wp14">
+<w:ftr xmlns:wpc="http://schemas.microsoft.com/office/word/2010/wordprocessingCanvas" xmlns:cx="http://schemas.microsoft.com/office/drawing/2014/chartex" xmlns:cx1="http://schemas.microsoft.com/office/drawing/2015/9/8/chartex" xmlns:cx2="http://schemas.microsoft.com/office/drawing/2015/10/21/chartex" xmlns:cx3="http://schemas.microsoft.com/office/drawing/2016/5/9/chartex" xmlns:cx4="http://schemas.microsoft.com/office/drawing/2016/5/10/chartex" xmlns:cx5="http://schemas.microsoft.com/office/drawing/2016/5/11/chartex" xmlns:cx6="http://schemas.microsoft.com/office/drawing/2016/5/12/chartex" xmlns:cx7="http://schemas.microsoft.com/office/drawing/2016/5/13/chartex" xmlns:cx8="http://schemas.microsoft.com/office/drawing/2016/5/14/chartex" xmlns:mc="http://schemas.openxmlformats.org/markup-compatibility/2006" xmlns:aink="http://schemas.microsoft.com/office/drawing/2016/ink" xmlns:am3d="http://schemas.microsoft.com/office/drawing/2017/model3d" xmlns:o="urn:schemas-microsoft-com:office:office" xmlns:oel="http://schemas.microsoft.com/office/2019/extlst" xmlns:r="http://schemas.openxmlformats.org/officeDocument/2006/relationships" xmlns:m="http://schemas.openxmlformats.org/officeDocument/2006/math" xmlns:v="urn:schemas-microsoft-com:vml" xmlns:wp14="http://schemas.microsoft.com/office/word/2010/wordprocessingDrawing" xmlns:wp="http://schemas.openxmlformats.org/drawingml/2006/wordprocessingDrawing" xmlns:w10="urn:schemas-microsoft-com:office:word" xmlns:w="http://schemas.openxmlformats.org/wordprocessingml/2006/main" xmlns:w14="http://schemas.microsoft.com/office/word/2010/wordml" xmlns:w15="http://schemas.microsoft.com/office/word/2012/wordml" xmlns:w16cex="http://schemas.microsoft.com/office/word/2018/wordml/cex" xmlns:w16cid="http://schemas.microsoft.com/office/word/2016/wordml/cid" xmlns:w16="http://schemas.microsoft.com/office/word/2018/wordml" xmlns:w16sdtdh="http://schemas.microsoft.com/office/word/2020/wordml/sdtdatahash" xmlns:w16se="http://schemas.microsoft.com/office/word/2015/wordml/symex" xmlns:wpg="http://schemas.microsoft.com/office/word/2010/wordprocessingGroup" xmlns:wpi="http://schemas.microsoft.com/office/word/2010/wordprocessingInk" xmlns:wne="http://schemas.microsoft.com/office/word/2006/wordml" xmlns:wps="http://schemas.microsoft.com/office/word/2010/wordprocessingShape" mc:Ignorable="w14 w15 w16se w16cid w16 w16cex w16sdtdh wp14">
   <w:p>
     <w:pPr>
       <w:pStyle w:val="af0"/>
@@ -25899,13 +25935,13 @@
 </file>
 
 <file path=word/footer3.xml><?xml version="1.0" encoding="utf-8"?>
-<w:ftr xmlns:wpc="http://schemas.microsoft.com/office/word/2010/wordprocessingCanvas" xmlns:cx="http://schemas.microsoft.com/office/drawing/2014/chartex" xmlns:cx1="http://schemas.microsoft.com/office/drawing/2015/9/8/chartex" xmlns:cx2="http://schemas.microsoft.com/office/drawing/2015/10/21/chartex" xmlns:cx3="http://schemas.microsoft.com/office/drawing/2016/5/9/chartex" xmlns:cx4="http://schemas.microsoft.com/office/drawing/2016/5/10/chartex" xmlns:cx5="http://schemas.microsoft.com/office/drawing/2016/5/11/chartex" xmlns:cx6="http://schemas.microsoft.com/office/drawing/2016/5/12/chartex" xmlns:cx7="http://schemas.microsoft.com/office/drawing/2016/5/13/chartex" xmlns:cx8="http://schemas.microsoft.com/office/drawing/2016/5/14/chartex" xmlns:mc="http://schemas.openxmlformats.org/markup-compatibility/2006" xmlns:aink="http://schemas.microsoft.com/office/drawing/2016/ink" xmlns:am3d="http://schemas.microsoft.com/office/drawing/2017/model3d" xmlns:o="urn:schemas-microsoft-com:office:office" xmlns:r="http://schemas.openxmlformats.org/officeDocument/2006/relationships" xmlns:m="http://schemas.openxmlformats.org/officeDocument/2006/math" xmlns:v="urn:schemas-microsoft-com:vml" xmlns:wp14="http://schemas.microsoft.com/office/word/2010/wordprocessingDrawing" xmlns:wp="http://schemas.openxmlformats.org/drawingml/2006/wordprocessingDrawing" xmlns:w10="urn:schemas-microsoft-com:office:word" xmlns:w="http://schemas.openxmlformats.org/wordprocessingml/2006/main" xmlns:w14="http://schemas.microsoft.com/office/word/2010/wordml" xmlns:w15="http://schemas.microsoft.com/office/word/2012/wordml" xmlns:w16cex="http://schemas.microsoft.com/office/word/2018/wordml/cex" xmlns:w16cid="http://schemas.microsoft.com/office/word/2016/wordml/cid" xmlns:w16="http://schemas.microsoft.com/office/word/2018/wordml" xmlns:w16sdtdh="http://schemas.microsoft.com/office/word/2020/wordml/sdtdatahash" xmlns:w16se="http://schemas.microsoft.com/office/word/2015/wordml/symex" xmlns:wpg="http://schemas.microsoft.com/office/word/2010/wordprocessingGroup" xmlns:wpi="http://schemas.microsoft.com/office/word/2010/wordprocessingInk" xmlns:wne="http://schemas.microsoft.com/office/word/2006/wordml" xmlns:wps="http://schemas.microsoft.com/office/word/2010/wordprocessingShape" mc:Ignorable="w14 w15 w16se w16cid w16 w16cex w16sdtdh wp14">
+<w:ftr xmlns:wpc="http://schemas.microsoft.com/office/word/2010/wordprocessingCanvas" xmlns:cx="http://schemas.microsoft.com/office/drawing/2014/chartex" xmlns:cx1="http://schemas.microsoft.com/office/drawing/2015/9/8/chartex" xmlns:cx2="http://schemas.microsoft.com/office/drawing/2015/10/21/chartex" xmlns:cx3="http://schemas.microsoft.com/office/drawing/2016/5/9/chartex" xmlns:cx4="http://schemas.microsoft.com/office/drawing/2016/5/10/chartex" xmlns:cx5="http://schemas.microsoft.com/office/drawing/2016/5/11/chartex" xmlns:cx6="http://schemas.microsoft.com/office/drawing/2016/5/12/chartex" xmlns:cx7="http://schemas.microsoft.com/office/drawing/2016/5/13/chartex" xmlns:cx8="http://schemas.microsoft.com/office/drawing/2016/5/14/chartex" xmlns:mc="http://schemas.openxmlformats.org/markup-compatibility/2006" xmlns:aink="http://schemas.microsoft.com/office/drawing/2016/ink" xmlns:am3d="http://schemas.microsoft.com/office/drawing/2017/model3d" xmlns:o="urn:schemas-microsoft-com:office:office" xmlns:oel="http://schemas.microsoft.com/office/2019/extlst" xmlns:r="http://schemas.openxmlformats.org/officeDocument/2006/relationships" xmlns:m="http://schemas.openxmlformats.org/officeDocument/2006/math" xmlns:v="urn:schemas-microsoft-com:vml" xmlns:wp14="http://schemas.microsoft.com/office/word/2010/wordprocessingDrawing" xmlns:wp="http://schemas.openxmlformats.org/drawingml/2006/wordprocessingDrawing" xmlns:w10="urn:schemas-microsoft-com:office:word" xmlns:w="http://schemas.openxmlformats.org/wordprocessingml/2006/main" xmlns:w14="http://schemas.microsoft.com/office/word/2010/wordml" xmlns:w15="http://schemas.microsoft.com/office/word/2012/wordml" xmlns:w16cex="http://schemas.microsoft.com/office/word/2018/wordml/cex" xmlns:w16cid="http://schemas.microsoft.com/office/word/2016/wordml/cid" xmlns:w16="http://schemas.microsoft.com/office/word/2018/wordml" xmlns:w16sdtdh="http://schemas.microsoft.com/office/word/2020/wordml/sdtdatahash" xmlns:w16se="http://schemas.microsoft.com/office/word/2015/wordml/symex" xmlns:wpg="http://schemas.microsoft.com/office/word/2010/wordprocessingGroup" xmlns:wpi="http://schemas.microsoft.com/office/word/2010/wordprocessingInk" xmlns:wne="http://schemas.microsoft.com/office/word/2006/wordml" xmlns:wps="http://schemas.microsoft.com/office/word/2010/wordprocessingShape" mc:Ignorable="w14 w15 w16se w16cid w16 w16cex w16sdtdh wp14">
   <w:p/>
 </w:ftr>
 </file>
 
 <file path=word/footer4.xml><?xml version="1.0" encoding="utf-8"?>
-<w:ftr xmlns:wpc="http://schemas.microsoft.com/office/word/2010/wordprocessingCanvas" xmlns:cx="http://schemas.microsoft.com/office/drawing/2014/chartex" xmlns:cx1="http://schemas.microsoft.com/office/drawing/2015/9/8/chartex" xmlns:cx2="http://schemas.microsoft.com/office/drawing/2015/10/21/chartex" xmlns:cx3="http://schemas.microsoft.com/office/drawing/2016/5/9/chartex" xmlns:cx4="http://schemas.microsoft.com/office/drawing/2016/5/10/chartex" xmlns:cx5="http://schemas.microsoft.com/office/drawing/2016/5/11/chartex" xmlns:cx6="http://schemas.microsoft.com/office/drawing/2016/5/12/chartex" xmlns:cx7="http://schemas.microsoft.com/office/drawing/2016/5/13/chartex" xmlns:cx8="http://schemas.microsoft.com/office/drawing/2016/5/14/chartex" xmlns:mc="http://schemas.openxmlformats.org/markup-compatibility/2006" xmlns:aink="http://schemas.microsoft.com/office/drawing/2016/ink" xmlns:am3d="http://schemas.microsoft.com/office/drawing/2017/model3d" xmlns:o="urn:schemas-microsoft-com:office:office" xmlns:r="http://schemas.openxmlformats.org/officeDocument/2006/relationships" xmlns:m="http://schemas.openxmlformats.org/officeDocument/2006/math" xmlns:v="urn:schemas-microsoft-com:vml" xmlns:wp14="http://schemas.microsoft.com/office/word/2010/wordprocessingDrawing" xmlns:wp="http://schemas.openxmlformats.org/drawingml/2006/wordprocessingDrawing" xmlns:w10="urn:schemas-microsoft-com:office:word" xmlns:w="http://schemas.openxmlformats.org/wordprocessingml/2006/main" xmlns:w14="http://schemas.microsoft.com/office/word/2010/wordml" xmlns:w15="http://schemas.microsoft.com/office/word/2012/wordml" xmlns:w16cex="http://schemas.microsoft.com/office/word/2018/wordml/cex" xmlns:w16cid="http://schemas.microsoft.com/office/word/2016/wordml/cid" xmlns:w16="http://schemas.microsoft.com/office/word/2018/wordml" xmlns:w16sdtdh="http://schemas.microsoft.com/office/word/2020/wordml/sdtdatahash" xmlns:w16se="http://schemas.microsoft.com/office/word/2015/wordml/symex" xmlns:wpg="http://schemas.microsoft.com/office/word/2010/wordprocessingGroup" xmlns:wpi="http://schemas.microsoft.com/office/word/2010/wordprocessingInk" xmlns:wne="http://schemas.microsoft.com/office/word/2006/wordml" xmlns:wps="http://schemas.microsoft.com/office/word/2010/wordprocessingShape" mc:Ignorable="w14 w15 w16se w16cid w16 w16cex w16sdtdh wp14">
+<w:ftr xmlns:wpc="http://schemas.microsoft.com/office/word/2010/wordprocessingCanvas" xmlns:cx="http://schemas.microsoft.com/office/drawing/2014/chartex" xmlns:cx1="http://schemas.microsoft.com/office/drawing/2015/9/8/chartex" xmlns:cx2="http://schemas.microsoft.com/office/drawing/2015/10/21/chartex" xmlns:cx3="http://schemas.microsoft.com/office/drawing/2016/5/9/chartex" xmlns:cx4="http://schemas.microsoft.com/office/drawing/2016/5/10/chartex" xmlns:cx5="http://schemas.microsoft.com/office/drawing/2016/5/11/chartex" xmlns:cx6="http://schemas.microsoft.com/office/drawing/2016/5/12/chartex" xmlns:cx7="http://schemas.microsoft.com/office/drawing/2016/5/13/chartex" xmlns:cx8="http://schemas.microsoft.com/office/drawing/2016/5/14/chartex" xmlns:mc="http://schemas.openxmlformats.org/markup-compatibility/2006" xmlns:aink="http://schemas.microsoft.com/office/drawing/2016/ink" xmlns:am3d="http://schemas.microsoft.com/office/drawing/2017/model3d" xmlns:o="urn:schemas-microsoft-com:office:office" xmlns:oel="http://schemas.microsoft.com/office/2019/extlst" xmlns:r="http://schemas.openxmlformats.org/officeDocument/2006/relationships" xmlns:m="http://schemas.openxmlformats.org/officeDocument/2006/math" xmlns:v="urn:schemas-microsoft-com:vml" xmlns:wp14="http://schemas.microsoft.com/office/word/2010/wordprocessingDrawing" xmlns:wp="http://schemas.openxmlformats.org/drawingml/2006/wordprocessingDrawing" xmlns:w10="urn:schemas-microsoft-com:office:word" xmlns:w="http://schemas.openxmlformats.org/wordprocessingml/2006/main" xmlns:w14="http://schemas.microsoft.com/office/word/2010/wordml" xmlns:w15="http://schemas.microsoft.com/office/word/2012/wordml" xmlns:w16cex="http://schemas.microsoft.com/office/word/2018/wordml/cex" xmlns:w16cid="http://schemas.microsoft.com/office/word/2016/wordml/cid" xmlns:w16="http://schemas.microsoft.com/office/word/2018/wordml" xmlns:w16sdtdh="http://schemas.microsoft.com/office/word/2020/wordml/sdtdatahash" xmlns:w16se="http://schemas.microsoft.com/office/word/2015/wordml/symex" xmlns:wpg="http://schemas.microsoft.com/office/word/2010/wordprocessingGroup" xmlns:wpi="http://schemas.microsoft.com/office/word/2010/wordprocessingInk" xmlns:wne="http://schemas.microsoft.com/office/word/2006/wordml" xmlns:wps="http://schemas.microsoft.com/office/word/2010/wordprocessingShape" mc:Ignorable="w14 w15 w16se w16cid w16 w16cex w16sdtdh wp14">
   <w:p>
     <w:pPr>
       <w:tabs>
@@ -25922,13 +25958,13 @@
 </file>
 
 <file path=word/footer5.xml><?xml version="1.0" encoding="utf-8"?>
-<w:ftr xmlns:wpc="http://schemas.microsoft.com/office/word/2010/wordprocessingCanvas" xmlns:cx="http://schemas.microsoft.com/office/drawing/2014/chartex" xmlns:cx1="http://schemas.microsoft.com/office/drawing/2015/9/8/chartex" xmlns:cx2="http://schemas.microsoft.com/office/drawing/2015/10/21/chartex" xmlns:cx3="http://schemas.microsoft.com/office/drawing/2016/5/9/chartex" xmlns:cx4="http://schemas.microsoft.com/office/drawing/2016/5/10/chartex" xmlns:cx5="http://schemas.microsoft.com/office/drawing/2016/5/11/chartex" xmlns:cx6="http://schemas.microsoft.com/office/drawing/2016/5/12/chartex" xmlns:cx7="http://schemas.microsoft.com/office/drawing/2016/5/13/chartex" xmlns:cx8="http://schemas.microsoft.com/office/drawing/2016/5/14/chartex" xmlns:mc="http://schemas.openxmlformats.org/markup-compatibility/2006" xmlns:aink="http://schemas.microsoft.com/office/drawing/2016/ink" xmlns:am3d="http://schemas.microsoft.com/office/drawing/2017/model3d" xmlns:o="urn:schemas-microsoft-com:office:office" xmlns:r="http://schemas.openxmlformats.org/officeDocument/2006/relationships" xmlns:m="http://schemas.openxmlformats.org/officeDocument/2006/math" xmlns:v="urn:schemas-microsoft-com:vml" xmlns:wp14="http://schemas.microsoft.com/office/word/2010/wordprocessingDrawing" xmlns:wp="http://schemas.openxmlformats.org/drawingml/2006/wordprocessingDrawing" xmlns:w10="urn:schemas-microsoft-com:office:word" xmlns:w="http://schemas.openxmlformats.org/wordprocessingml/2006/main" xmlns:w14="http://schemas.microsoft.com/office/word/2010/wordml" xmlns:w15="http://schemas.microsoft.com/office/word/2012/wordml" xmlns:w16cex="http://schemas.microsoft.com/office/word/2018/wordml/cex" xmlns:w16cid="http://schemas.microsoft.com/office/word/2016/wordml/cid" xmlns:w16="http://schemas.microsoft.com/office/word/2018/wordml" xmlns:w16sdtdh="http://schemas.microsoft.com/office/word/2020/wordml/sdtdatahash" xmlns:w16se="http://schemas.microsoft.com/office/word/2015/wordml/symex" xmlns:wpg="http://schemas.microsoft.com/office/word/2010/wordprocessingGroup" xmlns:wpi="http://schemas.microsoft.com/office/word/2010/wordprocessingInk" xmlns:wne="http://schemas.microsoft.com/office/word/2006/wordml" xmlns:wps="http://schemas.microsoft.com/office/word/2010/wordprocessingShape" mc:Ignorable="w14 w15 w16se w16cid w16 w16cex w16sdtdh wp14">
+<w:ftr xmlns:wpc="http://schemas.microsoft.com/office/word/2010/wordprocessingCanvas" xmlns:cx="http://schemas.microsoft.com/office/drawing/2014/chartex" xmlns:cx1="http://schemas.microsoft.com/office/drawing/2015/9/8/chartex" xmlns:cx2="http://schemas.microsoft.com/office/drawing/2015/10/21/chartex" xmlns:cx3="http://schemas.microsoft.com/office/drawing/2016/5/9/chartex" xmlns:cx4="http://schemas.microsoft.com/office/drawing/2016/5/10/chartex" xmlns:cx5="http://schemas.microsoft.com/office/drawing/2016/5/11/chartex" xmlns:cx6="http://schemas.microsoft.com/office/drawing/2016/5/12/chartex" xmlns:cx7="http://schemas.microsoft.com/office/drawing/2016/5/13/chartex" xmlns:cx8="http://schemas.microsoft.com/office/drawing/2016/5/14/chartex" xmlns:mc="http://schemas.openxmlformats.org/markup-compatibility/2006" xmlns:aink="http://schemas.microsoft.com/office/drawing/2016/ink" xmlns:am3d="http://schemas.microsoft.com/office/drawing/2017/model3d" xmlns:o="urn:schemas-microsoft-com:office:office" xmlns:oel="http://schemas.microsoft.com/office/2019/extlst" xmlns:r="http://schemas.openxmlformats.org/officeDocument/2006/relationships" xmlns:m="http://schemas.openxmlformats.org/officeDocument/2006/math" xmlns:v="urn:schemas-microsoft-com:vml" xmlns:wp14="http://schemas.microsoft.com/office/word/2010/wordprocessingDrawing" xmlns:wp="http://schemas.openxmlformats.org/drawingml/2006/wordprocessingDrawing" xmlns:w10="urn:schemas-microsoft-com:office:word" xmlns:w="http://schemas.openxmlformats.org/wordprocessingml/2006/main" xmlns:w14="http://schemas.microsoft.com/office/word/2010/wordml" xmlns:w15="http://schemas.microsoft.com/office/word/2012/wordml" xmlns:w16cex="http://schemas.microsoft.com/office/word/2018/wordml/cex" xmlns:w16cid="http://schemas.microsoft.com/office/word/2016/wordml/cid" xmlns:w16="http://schemas.microsoft.com/office/word/2018/wordml" xmlns:w16sdtdh="http://schemas.microsoft.com/office/word/2020/wordml/sdtdatahash" xmlns:w16se="http://schemas.microsoft.com/office/word/2015/wordml/symex" xmlns:wpg="http://schemas.microsoft.com/office/word/2010/wordprocessingGroup" xmlns:wpi="http://schemas.microsoft.com/office/word/2010/wordprocessingInk" xmlns:wne="http://schemas.microsoft.com/office/word/2006/wordml" xmlns:wps="http://schemas.microsoft.com/office/word/2010/wordprocessingShape" mc:Ignorable="w14 w15 w16se w16cid w16 w16cex w16sdtdh wp14">
   <w:p/>
 </w:ftr>
 </file>
 
 <file path=word/footer6.xml><?xml version="1.0" encoding="utf-8"?>
-<w:ftr xmlns:wpc="http://schemas.microsoft.com/office/word/2010/wordprocessingCanvas" xmlns:cx="http://schemas.microsoft.com/office/drawing/2014/chartex" xmlns:cx1="http://schemas.microsoft.com/office/drawing/2015/9/8/chartex" xmlns:cx2="http://schemas.microsoft.com/office/drawing/2015/10/21/chartex" xmlns:cx3="http://schemas.microsoft.com/office/drawing/2016/5/9/chartex" xmlns:cx4="http://schemas.microsoft.com/office/drawing/2016/5/10/chartex" xmlns:cx5="http://schemas.microsoft.com/office/drawing/2016/5/11/chartex" xmlns:cx6="http://schemas.microsoft.com/office/drawing/2016/5/12/chartex" xmlns:cx7="http://schemas.microsoft.com/office/drawing/2016/5/13/chartex" xmlns:cx8="http://schemas.microsoft.com/office/drawing/2016/5/14/chartex" xmlns:mc="http://schemas.openxmlformats.org/markup-compatibility/2006" xmlns:aink="http://schemas.microsoft.com/office/drawing/2016/ink" xmlns:am3d="http://schemas.microsoft.com/office/drawing/2017/model3d" xmlns:o="urn:schemas-microsoft-com:office:office" xmlns:r="http://schemas.openxmlformats.org/officeDocument/2006/relationships" xmlns:m="http://schemas.openxmlformats.org/officeDocument/2006/math" xmlns:v="urn:schemas-microsoft-com:vml" xmlns:wp14="http://schemas.microsoft.com/office/word/2010/wordprocessingDrawing" xmlns:wp="http://schemas.openxmlformats.org/drawingml/2006/wordprocessingDrawing" xmlns:w10="urn:schemas-microsoft-com:office:word" xmlns:w="http://schemas.openxmlformats.org/wordprocessingml/2006/main" xmlns:w14="http://schemas.microsoft.com/office/word/2010/wordml" xmlns:w15="http://schemas.microsoft.com/office/word/2012/wordml" xmlns:w16cex="http://schemas.microsoft.com/office/word/2018/wordml/cex" xmlns:w16cid="http://schemas.microsoft.com/office/word/2016/wordml/cid" xmlns:w16="http://schemas.microsoft.com/office/word/2018/wordml" xmlns:w16sdtdh="http://schemas.microsoft.com/office/word/2020/wordml/sdtdatahash" xmlns:w16se="http://schemas.microsoft.com/office/word/2015/wordml/symex" xmlns:wpg="http://schemas.microsoft.com/office/word/2010/wordprocessingGroup" xmlns:wpi="http://schemas.microsoft.com/office/word/2010/wordprocessingInk" xmlns:wne="http://schemas.microsoft.com/office/word/2006/wordml" xmlns:wps="http://schemas.microsoft.com/office/word/2010/wordprocessingShape" mc:Ignorable="w14 w15 w16se w16cid w16 w16cex w16sdtdh wp14">
+<w:ftr xmlns:wpc="http://schemas.microsoft.com/office/word/2010/wordprocessingCanvas" xmlns:cx="http://schemas.microsoft.com/office/drawing/2014/chartex" xmlns:cx1="http://schemas.microsoft.com/office/drawing/2015/9/8/chartex" xmlns:cx2="http://schemas.microsoft.com/office/drawing/2015/10/21/chartex" xmlns:cx3="http://schemas.microsoft.com/office/drawing/2016/5/9/chartex" xmlns:cx4="http://schemas.microsoft.com/office/drawing/2016/5/10/chartex" xmlns:cx5="http://schemas.microsoft.com/office/drawing/2016/5/11/chartex" xmlns:cx6="http://schemas.microsoft.com/office/drawing/2016/5/12/chartex" xmlns:cx7="http://schemas.microsoft.com/office/drawing/2016/5/13/chartex" xmlns:cx8="http://schemas.microsoft.com/office/drawing/2016/5/14/chartex" xmlns:mc="http://schemas.openxmlformats.org/markup-compatibility/2006" xmlns:aink="http://schemas.microsoft.com/office/drawing/2016/ink" xmlns:am3d="http://schemas.microsoft.com/office/drawing/2017/model3d" xmlns:o="urn:schemas-microsoft-com:office:office" xmlns:oel="http://schemas.microsoft.com/office/2019/extlst" xmlns:r="http://schemas.openxmlformats.org/officeDocument/2006/relationships" xmlns:m="http://schemas.openxmlformats.org/officeDocument/2006/math" xmlns:v="urn:schemas-microsoft-com:vml" xmlns:wp14="http://schemas.microsoft.com/office/word/2010/wordprocessingDrawing" xmlns:wp="http://schemas.openxmlformats.org/drawingml/2006/wordprocessingDrawing" xmlns:w10="urn:schemas-microsoft-com:office:word" xmlns:w="http://schemas.openxmlformats.org/wordprocessingml/2006/main" xmlns:w14="http://schemas.microsoft.com/office/word/2010/wordml" xmlns:w15="http://schemas.microsoft.com/office/word/2012/wordml" xmlns:w16cex="http://schemas.microsoft.com/office/word/2018/wordml/cex" xmlns:w16cid="http://schemas.microsoft.com/office/word/2016/wordml/cid" xmlns:w16="http://schemas.microsoft.com/office/word/2018/wordml" xmlns:w16sdtdh="http://schemas.microsoft.com/office/word/2020/wordml/sdtdatahash" xmlns:w16se="http://schemas.microsoft.com/office/word/2015/wordml/symex" xmlns:wpg="http://schemas.microsoft.com/office/word/2010/wordprocessingGroup" xmlns:wpi="http://schemas.microsoft.com/office/word/2010/wordprocessingInk" xmlns:wne="http://schemas.microsoft.com/office/word/2006/wordml" xmlns:wps="http://schemas.microsoft.com/office/word/2010/wordprocessingShape" mc:Ignorable="w14 w15 w16se w16cid w16 w16cex w16sdtdh wp14">
   <w:p>
     <w:pPr>
       <w:pStyle w:val="af0"/>
@@ -25997,7 +26033,7 @@
 </file>
 
 <file path=word/footnotes.xml><?xml version="1.0" encoding="utf-8"?>
-<w:footnotes xmlns:wpc="http://schemas.microsoft.com/office/word/2010/wordprocessingCanvas" xmlns:cx="http://schemas.microsoft.com/office/drawing/2014/chartex" xmlns:cx1="http://schemas.microsoft.com/office/drawing/2015/9/8/chartex" xmlns:cx2="http://schemas.microsoft.com/office/drawing/2015/10/21/chartex" xmlns:cx3="http://schemas.microsoft.com/office/drawing/2016/5/9/chartex" xmlns:cx4="http://schemas.microsoft.com/office/drawing/2016/5/10/chartex" xmlns:cx5="http://schemas.microsoft.com/office/drawing/2016/5/11/chartex" xmlns:cx6="http://schemas.microsoft.com/office/drawing/2016/5/12/chartex" xmlns:cx7="http://schemas.microsoft.com/office/drawing/2016/5/13/chartex" xmlns:cx8="http://schemas.microsoft.com/office/drawing/2016/5/14/chartex" xmlns:mc="http://schemas.openxmlformats.org/markup-compatibility/2006" xmlns:aink="http://schemas.microsoft.com/office/drawing/2016/ink" xmlns:am3d="http://schemas.microsoft.com/office/drawing/2017/model3d" xmlns:o="urn:schemas-microsoft-com:office:office" xmlns:r="http://schemas.openxmlformats.org/officeDocument/2006/relationships" xmlns:m="http://schemas.openxmlformats.org/officeDocument/2006/math" xmlns:v="urn:schemas-microsoft-com:vml" xmlns:wp14="http://schemas.microsoft.com/office/word/2010/wordprocessingDrawing" xmlns:wp="http://schemas.openxmlformats.org/drawingml/2006/wordprocessingDrawing" xmlns:w10="urn:schemas-microsoft-com:office:word" xmlns:w="http://schemas.openxmlformats.org/wordprocessingml/2006/main" xmlns:w14="http://schemas.microsoft.com/office/word/2010/wordml" xmlns:w15="http://schemas.microsoft.com/office/word/2012/wordml" xmlns:w16cex="http://schemas.microsoft.com/office/word/2018/wordml/cex" xmlns:w16cid="http://schemas.microsoft.com/office/word/2016/wordml/cid" xmlns:w16="http://schemas.microsoft.com/office/word/2018/wordml" xmlns:w16sdtdh="http://schemas.microsoft.com/office/word/2020/wordml/sdtdatahash" xmlns:w16se="http://schemas.microsoft.com/office/word/2015/wordml/symex" xmlns:wpg="http://schemas.microsoft.com/office/word/2010/wordprocessingGroup" xmlns:wpi="http://schemas.microsoft.com/office/word/2010/wordprocessingInk" xmlns:wne="http://schemas.microsoft.com/office/word/2006/wordml" xmlns:wps="http://schemas.microsoft.com/office/word/2010/wordprocessingShape" mc:Ignorable="w14 w15 w16se w16cid w16 w16cex w16sdtdh wp14">
+<w:footnotes xmlns:wpc="http://schemas.microsoft.com/office/word/2010/wordprocessingCanvas" xmlns:cx="http://schemas.microsoft.com/office/drawing/2014/chartex" xmlns:cx1="http://schemas.microsoft.com/office/drawing/2015/9/8/chartex" xmlns:cx2="http://schemas.microsoft.com/office/drawing/2015/10/21/chartex" xmlns:cx3="http://schemas.microsoft.com/office/drawing/2016/5/9/chartex" xmlns:cx4="http://schemas.microsoft.com/office/drawing/2016/5/10/chartex" xmlns:cx5="http://schemas.microsoft.com/office/drawing/2016/5/11/chartex" xmlns:cx6="http://schemas.microsoft.com/office/drawing/2016/5/12/chartex" xmlns:cx7="http://schemas.microsoft.com/office/drawing/2016/5/13/chartex" xmlns:cx8="http://schemas.microsoft.com/office/drawing/2016/5/14/chartex" xmlns:mc="http://schemas.openxmlformats.org/markup-compatibility/2006" xmlns:aink="http://schemas.microsoft.com/office/drawing/2016/ink" xmlns:am3d="http://schemas.microsoft.com/office/drawing/2017/model3d" xmlns:o="urn:schemas-microsoft-com:office:office" xmlns:oel="http://schemas.microsoft.com/office/2019/extlst" xmlns:r="http://schemas.openxmlformats.org/officeDocument/2006/relationships" xmlns:m="http://schemas.openxmlformats.org/officeDocument/2006/math" xmlns:v="urn:schemas-microsoft-com:vml" xmlns:wp14="http://schemas.microsoft.com/office/word/2010/wordprocessingDrawing" xmlns:wp="http://schemas.openxmlformats.org/drawingml/2006/wordprocessingDrawing" xmlns:w10="urn:schemas-microsoft-com:office:word" xmlns:w="http://schemas.openxmlformats.org/wordprocessingml/2006/main" xmlns:w14="http://schemas.microsoft.com/office/word/2010/wordml" xmlns:w15="http://schemas.microsoft.com/office/word/2012/wordml" xmlns:w16cex="http://schemas.microsoft.com/office/word/2018/wordml/cex" xmlns:w16cid="http://schemas.microsoft.com/office/word/2016/wordml/cid" xmlns:w16="http://schemas.microsoft.com/office/word/2018/wordml" xmlns:w16sdtdh="http://schemas.microsoft.com/office/word/2020/wordml/sdtdatahash" xmlns:w16se="http://schemas.microsoft.com/office/word/2015/wordml/symex" xmlns:wpg="http://schemas.microsoft.com/office/word/2010/wordprocessingGroup" xmlns:wpi="http://schemas.microsoft.com/office/word/2010/wordprocessingInk" xmlns:wne="http://schemas.microsoft.com/office/word/2006/wordml" xmlns:wps="http://schemas.microsoft.com/office/word/2010/wordprocessingShape" mc:Ignorable="w14 w15 w16se w16cid w16 w16cex w16sdtdh wp14">
   <w:footnote w:type="separator" w:id="-1">
     <w:p>
       <w:r>
@@ -26016,7 +26052,7 @@
 </file>
 
 <file path=word/header1.xml><?xml version="1.0" encoding="utf-8"?>
-<w:hdr xmlns:wpc="http://schemas.microsoft.com/office/word/2010/wordprocessingCanvas" xmlns:cx="http://schemas.microsoft.com/office/drawing/2014/chartex" xmlns:cx1="http://schemas.microsoft.com/office/drawing/2015/9/8/chartex" xmlns:cx2="http://schemas.microsoft.com/office/drawing/2015/10/21/chartex" xmlns:cx3="http://schemas.microsoft.com/office/drawing/2016/5/9/chartex" xmlns:cx4="http://schemas.microsoft.com/office/drawing/2016/5/10/chartex" xmlns:cx5="http://schemas.microsoft.com/office/drawing/2016/5/11/chartex" xmlns:cx6="http://schemas.microsoft.com/office/drawing/2016/5/12/chartex" xmlns:cx7="http://schemas.microsoft.com/office/drawing/2016/5/13/chartex" xmlns:cx8="http://schemas.microsoft.com/office/drawing/2016/5/14/chartex" xmlns:mc="http://schemas.openxmlformats.org/markup-compatibility/2006" xmlns:aink="http://schemas.microsoft.com/office/drawing/2016/ink" xmlns:am3d="http://schemas.microsoft.com/office/drawing/2017/model3d" xmlns:o="urn:schemas-microsoft-com:office:office" xmlns:r="http://schemas.openxmlformats.org/officeDocument/2006/relationships" xmlns:m="http://schemas.openxmlformats.org/officeDocument/2006/math" xmlns:v="urn:schemas-microsoft-com:vml" xmlns:wp14="http://schemas.microsoft.com/office/word/2010/wordprocessingDrawing" xmlns:wp="http://schemas.openxmlformats.org/drawingml/2006/wordprocessingDrawing" xmlns:w10="urn:schemas-microsoft-com:office:word" xmlns:w="http://schemas.openxmlformats.org/wordprocessingml/2006/main" xmlns:w14="http://schemas.microsoft.com/office/word/2010/wordml" xmlns:w15="http://schemas.microsoft.com/office/word/2012/wordml" xmlns:w16cex="http://schemas.microsoft.com/office/word/2018/wordml/cex" xmlns:w16cid="http://schemas.microsoft.com/office/word/2016/wordml/cid" xmlns:w16="http://schemas.microsoft.com/office/word/2018/wordml" xmlns:w16sdtdh="http://schemas.microsoft.com/office/word/2020/wordml/sdtdatahash" xmlns:w16se="http://schemas.microsoft.com/office/word/2015/wordml/symex" xmlns:wpg="http://schemas.microsoft.com/office/word/2010/wordprocessingGroup" xmlns:wpi="http://schemas.microsoft.com/office/word/2010/wordprocessingInk" xmlns:wne="http://schemas.microsoft.com/office/word/2006/wordml" xmlns:wps="http://schemas.microsoft.com/office/word/2010/wordprocessingShape" mc:Ignorable="w14 w15 w16se w16cid w16 w16cex w16sdtdh wp14">
+<w:hdr xmlns:wpc="http://schemas.microsoft.com/office/word/2010/wordprocessingCanvas" xmlns:cx="http://schemas.microsoft.com/office/drawing/2014/chartex" xmlns:cx1="http://schemas.microsoft.com/office/drawing/2015/9/8/chartex" xmlns:cx2="http://schemas.microsoft.com/office/drawing/2015/10/21/chartex" xmlns:cx3="http://schemas.microsoft.com/office/drawing/2016/5/9/chartex" xmlns:cx4="http://schemas.microsoft.com/office/drawing/2016/5/10/chartex" xmlns:cx5="http://schemas.microsoft.com/office/drawing/2016/5/11/chartex" xmlns:cx6="http://schemas.microsoft.com/office/drawing/2016/5/12/chartex" xmlns:cx7="http://schemas.microsoft.com/office/drawing/2016/5/13/chartex" xmlns:cx8="http://schemas.microsoft.com/office/drawing/2016/5/14/chartex" xmlns:mc="http://schemas.openxmlformats.org/markup-compatibility/2006" xmlns:aink="http://schemas.microsoft.com/office/drawing/2016/ink" xmlns:am3d="http://schemas.microsoft.com/office/drawing/2017/model3d" xmlns:o="urn:schemas-microsoft-com:office:office" xmlns:oel="http://schemas.microsoft.com/office/2019/extlst" xmlns:r="http://schemas.openxmlformats.org/officeDocument/2006/relationships" xmlns:m="http://schemas.openxmlformats.org/officeDocument/2006/math" xmlns:v="urn:schemas-microsoft-com:vml" xmlns:wp14="http://schemas.microsoft.com/office/word/2010/wordprocessingDrawing" xmlns:wp="http://schemas.openxmlformats.org/drawingml/2006/wordprocessingDrawing" xmlns:w10="urn:schemas-microsoft-com:office:word" xmlns:w="http://schemas.openxmlformats.org/wordprocessingml/2006/main" xmlns:w14="http://schemas.microsoft.com/office/word/2010/wordml" xmlns:w15="http://schemas.microsoft.com/office/word/2012/wordml" xmlns:w16cex="http://schemas.microsoft.com/office/word/2018/wordml/cex" xmlns:w16cid="http://schemas.microsoft.com/office/word/2016/wordml/cid" xmlns:w16="http://schemas.microsoft.com/office/word/2018/wordml" xmlns:w16sdtdh="http://schemas.microsoft.com/office/word/2020/wordml/sdtdatahash" xmlns:w16se="http://schemas.microsoft.com/office/word/2015/wordml/symex" xmlns:wpg="http://schemas.microsoft.com/office/word/2010/wordprocessingGroup" xmlns:wpi="http://schemas.microsoft.com/office/word/2010/wordprocessingInk" xmlns:wne="http://schemas.microsoft.com/office/word/2006/wordml" xmlns:wps="http://schemas.microsoft.com/office/word/2010/wordprocessingShape" mc:Ignorable="w14 w15 w16se w16cid w16 w16cex w16sdtdh wp14">
   <w:tbl>
     <w:tblPr>
       <w:tblW w:w="0" w:type="auto"/>
@@ -26739,7 +26775,7 @@
 </file>
 
 <file path=word/header2.xml><?xml version="1.0" encoding="utf-8"?>
-<w:hdr xmlns:wpc="http://schemas.microsoft.com/office/word/2010/wordprocessingCanvas" xmlns:cx="http://schemas.microsoft.com/office/drawing/2014/chartex" xmlns:cx1="http://schemas.microsoft.com/office/drawing/2015/9/8/chartex" xmlns:cx2="http://schemas.microsoft.com/office/drawing/2015/10/21/chartex" xmlns:cx3="http://schemas.microsoft.com/office/drawing/2016/5/9/chartex" xmlns:cx4="http://schemas.microsoft.com/office/drawing/2016/5/10/chartex" xmlns:cx5="http://schemas.microsoft.com/office/drawing/2016/5/11/chartex" xmlns:cx6="http://schemas.microsoft.com/office/drawing/2016/5/12/chartex" xmlns:cx7="http://schemas.microsoft.com/office/drawing/2016/5/13/chartex" xmlns:cx8="http://schemas.microsoft.com/office/drawing/2016/5/14/chartex" xmlns:mc="http://schemas.openxmlformats.org/markup-compatibility/2006" xmlns:aink="http://schemas.microsoft.com/office/drawing/2016/ink" xmlns:am3d="http://schemas.microsoft.com/office/drawing/2017/model3d" xmlns:o="urn:schemas-microsoft-com:office:office" xmlns:r="http://schemas.openxmlformats.org/officeDocument/2006/relationships" xmlns:m="http://schemas.openxmlformats.org/officeDocument/2006/math" xmlns:v="urn:schemas-microsoft-com:vml" xmlns:wp14="http://schemas.microsoft.com/office/word/2010/wordprocessingDrawing" xmlns:wp="http://schemas.openxmlformats.org/drawingml/2006/wordprocessingDrawing" xmlns:w10="urn:schemas-microsoft-com:office:word" xmlns:w="http://schemas.openxmlformats.org/wordprocessingml/2006/main" xmlns:w14="http://schemas.microsoft.com/office/word/2010/wordml" xmlns:w15="http://schemas.microsoft.com/office/word/2012/wordml" xmlns:w16cex="http://schemas.microsoft.com/office/word/2018/wordml/cex" xmlns:w16cid="http://schemas.microsoft.com/office/word/2016/wordml/cid" xmlns:w16="http://schemas.microsoft.com/office/word/2018/wordml" xmlns:w16sdtdh="http://schemas.microsoft.com/office/word/2020/wordml/sdtdatahash" xmlns:w16se="http://schemas.microsoft.com/office/word/2015/wordml/symex" xmlns:wpg="http://schemas.microsoft.com/office/word/2010/wordprocessingGroup" xmlns:wpi="http://schemas.microsoft.com/office/word/2010/wordprocessingInk" xmlns:wne="http://schemas.microsoft.com/office/word/2006/wordml" xmlns:wps="http://schemas.microsoft.com/office/word/2010/wordprocessingShape" mc:Ignorable="w14 w15 w16se w16cid w16 w16cex w16sdtdh wp14">
+<w:hdr xmlns:wpc="http://schemas.microsoft.com/office/word/2010/wordprocessingCanvas" xmlns:cx="http://schemas.microsoft.com/office/drawing/2014/chartex" xmlns:cx1="http://schemas.microsoft.com/office/drawing/2015/9/8/chartex" xmlns:cx2="http://schemas.microsoft.com/office/drawing/2015/10/21/chartex" xmlns:cx3="http://schemas.microsoft.com/office/drawing/2016/5/9/chartex" xmlns:cx4="http://schemas.microsoft.com/office/drawing/2016/5/10/chartex" xmlns:cx5="http://schemas.microsoft.com/office/drawing/2016/5/11/chartex" xmlns:cx6="http://schemas.microsoft.com/office/drawing/2016/5/12/chartex" xmlns:cx7="http://schemas.microsoft.com/office/drawing/2016/5/13/chartex" xmlns:cx8="http://schemas.microsoft.com/office/drawing/2016/5/14/chartex" xmlns:mc="http://schemas.openxmlformats.org/markup-compatibility/2006" xmlns:aink="http://schemas.microsoft.com/office/drawing/2016/ink" xmlns:am3d="http://schemas.microsoft.com/office/drawing/2017/model3d" xmlns:o="urn:schemas-microsoft-com:office:office" xmlns:oel="http://schemas.microsoft.com/office/2019/extlst" xmlns:r="http://schemas.openxmlformats.org/officeDocument/2006/relationships" xmlns:m="http://schemas.openxmlformats.org/officeDocument/2006/math" xmlns:v="urn:schemas-microsoft-com:vml" xmlns:wp14="http://schemas.microsoft.com/office/word/2010/wordprocessingDrawing" xmlns:wp="http://schemas.openxmlformats.org/drawingml/2006/wordprocessingDrawing" xmlns:w10="urn:schemas-microsoft-com:office:word" xmlns:w="http://schemas.openxmlformats.org/wordprocessingml/2006/main" xmlns:w14="http://schemas.microsoft.com/office/word/2010/wordml" xmlns:w15="http://schemas.microsoft.com/office/word/2012/wordml" xmlns:w16cex="http://schemas.microsoft.com/office/word/2018/wordml/cex" xmlns:w16cid="http://schemas.microsoft.com/office/word/2016/wordml/cid" xmlns:w16="http://schemas.microsoft.com/office/word/2018/wordml" xmlns:w16sdtdh="http://schemas.microsoft.com/office/word/2020/wordml/sdtdatahash" xmlns:w16se="http://schemas.microsoft.com/office/word/2015/wordml/symex" xmlns:wpg="http://schemas.microsoft.com/office/word/2010/wordprocessingGroup" xmlns:wpi="http://schemas.microsoft.com/office/word/2010/wordprocessingInk" xmlns:wne="http://schemas.microsoft.com/office/word/2006/wordml" xmlns:wps="http://schemas.microsoft.com/office/word/2010/wordprocessingShape" mc:Ignorable="w14 w15 w16se w16cid w16 w16cex w16sdtdh wp14">
   <w:p>
     <w:pPr>
       <w:pStyle w:val="a3"/>
@@ -26749,7 +26785,7 @@
 </file>
 
 <file path=word/header3.xml><?xml version="1.0" encoding="utf-8"?>
-<w:hdr xmlns:wpc="http://schemas.microsoft.com/office/word/2010/wordprocessingCanvas" xmlns:cx="http://schemas.microsoft.com/office/drawing/2014/chartex" xmlns:cx1="http://schemas.microsoft.com/office/drawing/2015/9/8/chartex" xmlns:cx2="http://schemas.microsoft.com/office/drawing/2015/10/21/chartex" xmlns:cx3="http://schemas.microsoft.com/office/drawing/2016/5/9/chartex" xmlns:cx4="http://schemas.microsoft.com/office/drawing/2016/5/10/chartex" xmlns:cx5="http://schemas.microsoft.com/office/drawing/2016/5/11/chartex" xmlns:cx6="http://schemas.microsoft.com/office/drawing/2016/5/12/chartex" xmlns:cx7="http://schemas.microsoft.com/office/drawing/2016/5/13/chartex" xmlns:cx8="http://schemas.microsoft.com/office/drawing/2016/5/14/chartex" xmlns:mc="http://schemas.openxmlformats.org/markup-compatibility/2006" xmlns:aink="http://schemas.microsoft.com/office/drawing/2016/ink" xmlns:am3d="http://schemas.microsoft.com/office/drawing/2017/model3d" xmlns:o="urn:schemas-microsoft-com:office:office" xmlns:r="http://schemas.openxmlformats.org/officeDocument/2006/relationships" xmlns:m="http://schemas.openxmlformats.org/officeDocument/2006/math" xmlns:v="urn:schemas-microsoft-com:vml" xmlns:wp14="http://schemas.microsoft.com/office/word/2010/wordprocessingDrawing" xmlns:wp="http://schemas.openxmlformats.org/drawingml/2006/wordprocessingDrawing" xmlns:w10="urn:schemas-microsoft-com:office:word" xmlns:w="http://schemas.openxmlformats.org/wordprocessingml/2006/main" xmlns:w14="http://schemas.microsoft.com/office/word/2010/wordml" xmlns:w15="http://schemas.microsoft.com/office/word/2012/wordml" xmlns:w16cex="http://schemas.microsoft.com/office/word/2018/wordml/cex" xmlns:w16cid="http://schemas.microsoft.com/office/word/2016/wordml/cid" xmlns:w16="http://schemas.microsoft.com/office/word/2018/wordml" xmlns:w16sdtdh="http://schemas.microsoft.com/office/word/2020/wordml/sdtdatahash" xmlns:w16se="http://schemas.microsoft.com/office/word/2015/wordml/symex" xmlns:wpg="http://schemas.microsoft.com/office/word/2010/wordprocessingGroup" xmlns:wpi="http://schemas.microsoft.com/office/word/2010/wordprocessingInk" xmlns:wne="http://schemas.microsoft.com/office/word/2006/wordml" xmlns:wps="http://schemas.microsoft.com/office/word/2010/wordprocessingShape" mc:Ignorable="w14 w15 w16se w16cid w16 w16cex w16sdtdh wp14">
+<w:hdr xmlns:wpc="http://schemas.microsoft.com/office/word/2010/wordprocessingCanvas" xmlns:cx="http://schemas.microsoft.com/office/drawing/2014/chartex" xmlns:cx1="http://schemas.microsoft.com/office/drawing/2015/9/8/chartex" xmlns:cx2="http://schemas.microsoft.com/office/drawing/2015/10/21/chartex" xmlns:cx3="http://schemas.microsoft.com/office/drawing/2016/5/9/chartex" xmlns:cx4="http://schemas.microsoft.com/office/drawing/2016/5/10/chartex" xmlns:cx5="http://schemas.microsoft.com/office/drawing/2016/5/11/chartex" xmlns:cx6="http://schemas.microsoft.com/office/drawing/2016/5/12/chartex" xmlns:cx7="http://schemas.microsoft.com/office/drawing/2016/5/13/chartex" xmlns:cx8="http://schemas.microsoft.com/office/drawing/2016/5/14/chartex" xmlns:mc="http://schemas.openxmlformats.org/markup-compatibility/2006" xmlns:aink="http://schemas.microsoft.com/office/drawing/2016/ink" xmlns:am3d="http://schemas.microsoft.com/office/drawing/2017/model3d" xmlns:o="urn:schemas-microsoft-com:office:office" xmlns:oel="http://schemas.microsoft.com/office/2019/extlst" xmlns:r="http://schemas.openxmlformats.org/officeDocument/2006/relationships" xmlns:m="http://schemas.openxmlformats.org/officeDocument/2006/math" xmlns:v="urn:schemas-microsoft-com:vml" xmlns:wp14="http://schemas.microsoft.com/office/word/2010/wordprocessingDrawing" xmlns:wp="http://schemas.openxmlformats.org/drawingml/2006/wordprocessingDrawing" xmlns:w10="urn:schemas-microsoft-com:office:word" xmlns:w="http://schemas.openxmlformats.org/wordprocessingml/2006/main" xmlns:w14="http://schemas.microsoft.com/office/word/2010/wordml" xmlns:w15="http://schemas.microsoft.com/office/word/2012/wordml" xmlns:w16cex="http://schemas.microsoft.com/office/word/2018/wordml/cex" xmlns:w16cid="http://schemas.microsoft.com/office/word/2016/wordml/cid" xmlns:w16="http://schemas.microsoft.com/office/word/2018/wordml" xmlns:w16sdtdh="http://schemas.microsoft.com/office/word/2020/wordml/sdtdatahash" xmlns:w16se="http://schemas.microsoft.com/office/word/2015/wordml/symex" xmlns:wpg="http://schemas.microsoft.com/office/word/2010/wordprocessingGroup" xmlns:wpi="http://schemas.microsoft.com/office/word/2010/wordprocessingInk" xmlns:wne="http://schemas.microsoft.com/office/word/2006/wordml" xmlns:wps="http://schemas.microsoft.com/office/word/2010/wordprocessingShape" mc:Ignorable="w14 w15 w16se w16cid w16 w16cex w16sdtdh wp14">
   <w:tbl>
     <w:tblPr>
       <w:tblW w:w="0" w:type="auto"/>
@@ -27256,7 +27292,7 @@
 </file>
 
 <file path=word/header4.xml><?xml version="1.0" encoding="utf-8"?>
-<w:hdr xmlns:wpc="http://schemas.microsoft.com/office/word/2010/wordprocessingCanvas" xmlns:cx="http://schemas.microsoft.com/office/drawing/2014/chartex" xmlns:cx1="http://schemas.microsoft.com/office/drawing/2015/9/8/chartex" xmlns:cx2="http://schemas.microsoft.com/office/drawing/2015/10/21/chartex" xmlns:cx3="http://schemas.microsoft.com/office/drawing/2016/5/9/chartex" xmlns:cx4="http://schemas.microsoft.com/office/drawing/2016/5/10/chartex" xmlns:cx5="http://schemas.microsoft.com/office/drawing/2016/5/11/chartex" xmlns:cx6="http://schemas.microsoft.com/office/drawing/2016/5/12/chartex" xmlns:cx7="http://schemas.microsoft.com/office/drawing/2016/5/13/chartex" xmlns:cx8="http://schemas.microsoft.com/office/drawing/2016/5/14/chartex" xmlns:mc="http://schemas.openxmlformats.org/markup-compatibility/2006" xmlns:aink="http://schemas.microsoft.com/office/drawing/2016/ink" xmlns:am3d="http://schemas.microsoft.com/office/drawing/2017/model3d" xmlns:o="urn:schemas-microsoft-com:office:office" xmlns:r="http://schemas.openxmlformats.org/officeDocument/2006/relationships" xmlns:m="http://schemas.openxmlformats.org/officeDocument/2006/math" xmlns:v="urn:schemas-microsoft-com:vml" xmlns:wp14="http://schemas.microsoft.com/office/word/2010/wordprocessingDrawing" xmlns:wp="http://schemas.openxmlformats.org/drawingml/2006/wordprocessingDrawing" xmlns:w10="urn:schemas-microsoft-com:office:word" xmlns:w="http://schemas.openxmlformats.org/wordprocessingml/2006/main" xmlns:w14="http://schemas.microsoft.com/office/word/2010/wordml" xmlns:w15="http://schemas.microsoft.com/office/word/2012/wordml" xmlns:w16cex="http://schemas.microsoft.com/office/word/2018/wordml/cex" xmlns:w16cid="http://schemas.microsoft.com/office/word/2016/wordml/cid" xmlns:w16="http://schemas.microsoft.com/office/word/2018/wordml" xmlns:w16sdtdh="http://schemas.microsoft.com/office/word/2020/wordml/sdtdatahash" xmlns:w16se="http://schemas.microsoft.com/office/word/2015/wordml/symex" xmlns:wpg="http://schemas.microsoft.com/office/word/2010/wordprocessingGroup" xmlns:wpi="http://schemas.microsoft.com/office/word/2010/wordprocessingInk" xmlns:wne="http://schemas.microsoft.com/office/word/2006/wordml" xmlns:wps="http://schemas.microsoft.com/office/word/2010/wordprocessingShape" mc:Ignorable="w14 w15 w16se w16cid w16 w16cex w16sdtdh wp14">
+<w:hdr xmlns:wpc="http://schemas.microsoft.com/office/word/2010/wordprocessingCanvas" xmlns:cx="http://schemas.microsoft.com/office/drawing/2014/chartex" xmlns:cx1="http://schemas.microsoft.com/office/drawing/2015/9/8/chartex" xmlns:cx2="http://schemas.microsoft.com/office/drawing/2015/10/21/chartex" xmlns:cx3="http://schemas.microsoft.com/office/drawing/2016/5/9/chartex" xmlns:cx4="http://schemas.microsoft.com/office/drawing/2016/5/10/chartex" xmlns:cx5="http://schemas.microsoft.com/office/drawing/2016/5/11/chartex" xmlns:cx6="http://schemas.microsoft.com/office/drawing/2016/5/12/chartex" xmlns:cx7="http://schemas.microsoft.com/office/drawing/2016/5/13/chartex" xmlns:cx8="http://schemas.microsoft.com/office/drawing/2016/5/14/chartex" xmlns:mc="http://schemas.openxmlformats.org/markup-compatibility/2006" xmlns:aink="http://schemas.microsoft.com/office/drawing/2016/ink" xmlns:am3d="http://schemas.microsoft.com/office/drawing/2017/model3d" xmlns:o="urn:schemas-microsoft-com:office:office" xmlns:oel="http://schemas.microsoft.com/office/2019/extlst" xmlns:r="http://schemas.openxmlformats.org/officeDocument/2006/relationships" xmlns:m="http://schemas.openxmlformats.org/officeDocument/2006/math" xmlns:v="urn:schemas-microsoft-com:vml" xmlns:wp14="http://schemas.microsoft.com/office/word/2010/wordprocessingDrawing" xmlns:wp="http://schemas.openxmlformats.org/drawingml/2006/wordprocessingDrawing" xmlns:w10="urn:schemas-microsoft-com:office:word" xmlns:w="http://schemas.openxmlformats.org/wordprocessingml/2006/main" xmlns:w14="http://schemas.microsoft.com/office/word/2010/wordml" xmlns:w15="http://schemas.microsoft.com/office/word/2012/wordml" xmlns:w16cex="http://schemas.microsoft.com/office/word/2018/wordml/cex" xmlns:w16cid="http://schemas.microsoft.com/office/word/2016/wordml/cid" xmlns:w16="http://schemas.microsoft.com/office/word/2018/wordml" xmlns:w16sdtdh="http://schemas.microsoft.com/office/word/2020/wordml/sdtdatahash" xmlns:w16se="http://schemas.microsoft.com/office/word/2015/wordml/symex" xmlns:wpg="http://schemas.microsoft.com/office/word/2010/wordprocessingGroup" xmlns:wpi="http://schemas.microsoft.com/office/word/2010/wordprocessingInk" xmlns:wne="http://schemas.microsoft.com/office/word/2006/wordml" xmlns:wps="http://schemas.microsoft.com/office/word/2010/wordprocessingShape" mc:Ignorable="w14 w15 w16se w16cid w16 w16cex w16sdtdh wp14">
   <w:p>
     <w:pPr>
       <w:pStyle w:val="a3"/>
@@ -27266,7 +27302,7 @@
 </file>
 
 <file path=word/header5.xml><?xml version="1.0" encoding="utf-8"?>
-<w:hdr xmlns:wpc="http://schemas.microsoft.com/office/word/2010/wordprocessingCanvas" xmlns:cx="http://schemas.microsoft.com/office/drawing/2014/chartex" xmlns:cx1="http://schemas.microsoft.com/office/drawing/2015/9/8/chartex" xmlns:cx2="http://schemas.microsoft.com/office/drawing/2015/10/21/chartex" xmlns:cx3="http://schemas.microsoft.com/office/drawing/2016/5/9/chartex" xmlns:cx4="http://schemas.microsoft.com/office/drawing/2016/5/10/chartex" xmlns:cx5="http://schemas.microsoft.com/office/drawing/2016/5/11/chartex" xmlns:cx6="http://schemas.microsoft.com/office/drawing/2016/5/12/chartex" xmlns:cx7="http://schemas.microsoft.com/office/drawing/2016/5/13/chartex" xmlns:cx8="http://schemas.microsoft.com/office/drawing/2016/5/14/chartex" xmlns:mc="http://schemas.openxmlformats.org/markup-compatibility/2006" xmlns:aink="http://schemas.microsoft.com/office/drawing/2016/ink" xmlns:am3d="http://schemas.microsoft.com/office/drawing/2017/model3d" xmlns:o="urn:schemas-microsoft-com:office:office" xmlns:r="http://schemas.openxmlformats.org/officeDocument/2006/relationships" xmlns:m="http://schemas.openxmlformats.org/officeDocument/2006/math" xmlns:v="urn:schemas-microsoft-com:vml" xmlns:wp14="http://schemas.microsoft.com/office/word/2010/wordprocessingDrawing" xmlns:wp="http://schemas.openxmlformats.org/drawingml/2006/wordprocessingDrawing" xmlns:w10="urn:schemas-microsoft-com:office:word" xmlns:w="http://schemas.openxmlformats.org/wordprocessingml/2006/main" xmlns:w14="http://schemas.microsoft.com/office/word/2010/wordml" xmlns:w15="http://schemas.microsoft.com/office/word/2012/wordml" xmlns:w16cex="http://schemas.microsoft.com/office/word/2018/wordml/cex" xmlns:w16cid="http://schemas.microsoft.com/office/word/2016/wordml/cid" xmlns:w16="http://schemas.microsoft.com/office/word/2018/wordml" xmlns:w16sdtdh="http://schemas.microsoft.com/office/word/2020/wordml/sdtdatahash" xmlns:w16se="http://schemas.microsoft.com/office/word/2015/wordml/symex" xmlns:wpg="http://schemas.microsoft.com/office/word/2010/wordprocessingGroup" xmlns:wpi="http://schemas.microsoft.com/office/word/2010/wordprocessingInk" xmlns:wne="http://schemas.microsoft.com/office/word/2006/wordml" xmlns:wps="http://schemas.microsoft.com/office/word/2010/wordprocessingShape" mc:Ignorable="w14 w15 w16se w16cid w16 w16cex w16sdtdh wp14">
+<w:hdr xmlns:wpc="http://schemas.microsoft.com/office/word/2010/wordprocessingCanvas" xmlns:cx="http://schemas.microsoft.com/office/drawing/2014/chartex" xmlns:cx1="http://schemas.microsoft.com/office/drawing/2015/9/8/chartex" xmlns:cx2="http://schemas.microsoft.com/office/drawing/2015/10/21/chartex" xmlns:cx3="http://schemas.microsoft.com/office/drawing/2016/5/9/chartex" xmlns:cx4="http://schemas.microsoft.com/office/drawing/2016/5/10/chartex" xmlns:cx5="http://schemas.microsoft.com/office/drawing/2016/5/11/chartex" xmlns:cx6="http://schemas.microsoft.com/office/drawing/2016/5/12/chartex" xmlns:cx7="http://schemas.microsoft.com/office/drawing/2016/5/13/chartex" xmlns:cx8="http://schemas.microsoft.com/office/drawing/2016/5/14/chartex" xmlns:mc="http://schemas.openxmlformats.org/markup-compatibility/2006" xmlns:aink="http://schemas.microsoft.com/office/drawing/2016/ink" xmlns:am3d="http://schemas.microsoft.com/office/drawing/2017/model3d" xmlns:o="urn:schemas-microsoft-com:office:office" xmlns:oel="http://schemas.microsoft.com/office/2019/extlst" xmlns:r="http://schemas.openxmlformats.org/officeDocument/2006/relationships" xmlns:m="http://schemas.openxmlformats.org/officeDocument/2006/math" xmlns:v="urn:schemas-microsoft-com:vml" xmlns:wp14="http://schemas.microsoft.com/office/word/2010/wordprocessingDrawing" xmlns:wp="http://schemas.openxmlformats.org/drawingml/2006/wordprocessingDrawing" xmlns:w10="urn:schemas-microsoft-com:office:word" xmlns:w="http://schemas.openxmlformats.org/wordprocessingml/2006/main" xmlns:w14="http://schemas.microsoft.com/office/word/2010/wordml" xmlns:w15="http://schemas.microsoft.com/office/word/2012/wordml" xmlns:w16cex="http://schemas.microsoft.com/office/word/2018/wordml/cex" xmlns:w16cid="http://schemas.microsoft.com/office/word/2016/wordml/cid" xmlns:w16="http://schemas.microsoft.com/office/word/2018/wordml" xmlns:w16sdtdh="http://schemas.microsoft.com/office/word/2020/wordml/sdtdatahash" xmlns:w16se="http://schemas.microsoft.com/office/word/2015/wordml/symex" xmlns:wpg="http://schemas.microsoft.com/office/word/2010/wordprocessingGroup" xmlns:wpi="http://schemas.microsoft.com/office/word/2010/wordprocessingInk" xmlns:wne="http://schemas.microsoft.com/office/word/2006/wordml" xmlns:wps="http://schemas.microsoft.com/office/word/2010/wordprocessingShape" mc:Ignorable="w14 w15 w16se w16cid w16 w16cex w16sdtdh wp14">
   <w:tbl>
     <w:tblPr>
       <w:tblW w:w="0" w:type="auto"/>
@@ -27990,7 +28026,7 @@
 </file>
 
 <file path=word/numbering.xml><?xml version="1.0" encoding="utf-8"?>
-<w:numbering xmlns:wpc="http://schemas.microsoft.com/office/word/2010/wordprocessingCanvas" xmlns:cx="http://schemas.microsoft.com/office/drawing/2014/chartex" xmlns:cx1="http://schemas.microsoft.com/office/drawing/2015/9/8/chartex" xmlns:cx2="http://schemas.microsoft.com/office/drawing/2015/10/21/chartex" xmlns:cx3="http://schemas.microsoft.com/office/drawing/2016/5/9/chartex" xmlns:cx4="http://schemas.microsoft.com/office/drawing/2016/5/10/chartex" xmlns:cx5="http://schemas.microsoft.com/office/drawing/2016/5/11/chartex" xmlns:cx6="http://schemas.microsoft.com/office/drawing/2016/5/12/chartex" xmlns:cx7="http://schemas.microsoft.com/office/drawing/2016/5/13/chartex" xmlns:cx8="http://schemas.microsoft.com/office/drawing/2016/5/14/chartex" xmlns:mc="http://schemas.openxmlformats.org/markup-compatibility/2006" xmlns:aink="http://schemas.microsoft.com/office/drawing/2016/ink" xmlns:am3d="http://schemas.microsoft.com/office/drawing/2017/model3d" xmlns:o="urn:schemas-microsoft-com:office:office" xmlns:r="http://schemas.openxmlformats.org/officeDocument/2006/relationships" xmlns:m="http://schemas.openxmlformats.org/officeDocument/2006/math" xmlns:v="urn:schemas-microsoft-com:vml" xmlns:wp14="http://schemas.microsoft.com/office/word/2010/wordprocessingDrawing" xmlns:wp="http://schemas.openxmlformats.org/drawingml/2006/wordprocessingDrawing" xmlns:w10="urn:schemas-microsoft-com:office:word" xmlns:w="http://schemas.openxmlformats.org/wordprocessingml/2006/main" xmlns:w14="http://schemas.microsoft.com/office/word/2010/wordml" xmlns:w15="http://schemas.microsoft.com/office/word/2012/wordml" xmlns:w16cex="http://schemas.microsoft.com/office/word/2018/wordml/cex" xmlns:w16cid="http://schemas.microsoft.com/office/word/2016/wordml/cid" xmlns:w16="http://schemas.microsoft.com/office/word/2018/wordml" xmlns:w16sdtdh="http://schemas.microsoft.com/office/word/2020/wordml/sdtdatahash" xmlns:w16se="http://schemas.microsoft.com/office/word/2015/wordml/symex" xmlns:wpg="http://schemas.microsoft.com/office/word/2010/wordprocessingGroup" xmlns:wpi="http://schemas.microsoft.com/office/word/2010/wordprocessingInk" xmlns:wne="http://schemas.microsoft.com/office/word/2006/wordml" xmlns:wps="http://schemas.microsoft.com/office/word/2010/wordprocessingShape" mc:Ignorable="w14 w15 w16se w16cid w16 w16cex w16sdtdh wp14">
+<w:numbering xmlns:wpc="http://schemas.microsoft.com/office/word/2010/wordprocessingCanvas" xmlns:cx="http://schemas.microsoft.com/office/drawing/2014/chartex" xmlns:cx1="http://schemas.microsoft.com/office/drawing/2015/9/8/chartex" xmlns:cx2="http://schemas.microsoft.com/office/drawing/2015/10/21/chartex" xmlns:cx3="http://schemas.microsoft.com/office/drawing/2016/5/9/chartex" xmlns:cx4="http://schemas.microsoft.com/office/drawing/2016/5/10/chartex" xmlns:cx5="http://schemas.microsoft.com/office/drawing/2016/5/11/chartex" xmlns:cx6="http://schemas.microsoft.com/office/drawing/2016/5/12/chartex" xmlns:cx7="http://schemas.microsoft.com/office/drawing/2016/5/13/chartex" xmlns:cx8="http://schemas.microsoft.com/office/drawing/2016/5/14/chartex" xmlns:mc="http://schemas.openxmlformats.org/markup-compatibility/2006" xmlns:aink="http://schemas.microsoft.com/office/drawing/2016/ink" xmlns:am3d="http://schemas.microsoft.com/office/drawing/2017/model3d" xmlns:o="urn:schemas-microsoft-com:office:office" xmlns:oel="http://schemas.microsoft.com/office/2019/extlst" xmlns:r="http://schemas.openxmlformats.org/officeDocument/2006/relationships" xmlns:m="http://schemas.openxmlformats.org/officeDocument/2006/math" xmlns:v="urn:schemas-microsoft-com:vml" xmlns:wp14="http://schemas.microsoft.com/office/word/2010/wordprocessingDrawing" xmlns:wp="http://schemas.openxmlformats.org/drawingml/2006/wordprocessingDrawing" xmlns:w10="urn:schemas-microsoft-com:office:word" xmlns:w="http://schemas.openxmlformats.org/wordprocessingml/2006/main" xmlns:w14="http://schemas.microsoft.com/office/word/2010/wordml" xmlns:w15="http://schemas.microsoft.com/office/word/2012/wordml" xmlns:w16cex="http://schemas.microsoft.com/office/word/2018/wordml/cex" xmlns:w16cid="http://schemas.microsoft.com/office/word/2016/wordml/cid" xmlns:w16="http://schemas.microsoft.com/office/word/2018/wordml" xmlns:w16sdtdh="http://schemas.microsoft.com/office/word/2020/wordml/sdtdatahash" xmlns:w16se="http://schemas.microsoft.com/office/word/2015/wordml/symex" xmlns:wpg="http://schemas.microsoft.com/office/word/2010/wordprocessingGroup" xmlns:wpi="http://schemas.microsoft.com/office/word/2010/wordprocessingInk" xmlns:wne="http://schemas.microsoft.com/office/word/2006/wordml" xmlns:wps="http://schemas.microsoft.com/office/word/2010/wordprocessingShape" mc:Ignorable="w14 w15 w16se w16cid w16 w16cex w16sdtdh wp14">
   <w:abstractNum w:abstractNumId="0" w15:restartNumberingAfterBreak="0">
     <w:nsid w:val="01DF0271"/>
     <w:multiLevelType w:val="hybridMultilevel"/>
@@ -32159,58 +32195,58 @@
       </w:pPr>
     </w:lvl>
   </w:abstractNum>
-  <w:num w:numId="1">
+  <w:num w:numId="1" w16cid:durableId="1649746609">
     <w:abstractNumId w:val="15"/>
   </w:num>
-  <w:num w:numId="2">
+  <w:num w:numId="2" w16cid:durableId="2043431215">
     <w:abstractNumId w:val="4"/>
   </w:num>
-  <w:num w:numId="3">
+  <w:num w:numId="3" w16cid:durableId="249851325">
     <w:abstractNumId w:val="26"/>
   </w:num>
-  <w:num w:numId="4">
+  <w:num w:numId="4" w16cid:durableId="135880150">
     <w:abstractNumId w:val="22"/>
   </w:num>
-  <w:num w:numId="5">
+  <w:num w:numId="5" w16cid:durableId="1665472232">
     <w:abstractNumId w:val="30"/>
   </w:num>
-  <w:num w:numId="6">
+  <w:num w:numId="6" w16cid:durableId="54398024">
     <w:abstractNumId w:val="33"/>
   </w:num>
-  <w:num w:numId="7">
+  <w:num w:numId="7" w16cid:durableId="505874566">
     <w:abstractNumId w:val="3"/>
   </w:num>
-  <w:num w:numId="8">
+  <w:num w:numId="8" w16cid:durableId="32584427">
     <w:abstractNumId w:val="17"/>
   </w:num>
-  <w:num w:numId="9">
+  <w:num w:numId="9" w16cid:durableId="960721157">
     <w:abstractNumId w:val="20"/>
   </w:num>
-  <w:num w:numId="10">
+  <w:num w:numId="10" w16cid:durableId="2038189684">
     <w:abstractNumId w:val="2"/>
   </w:num>
-  <w:num w:numId="11">
+  <w:num w:numId="11" w16cid:durableId="817260920">
     <w:abstractNumId w:val="29"/>
   </w:num>
-  <w:num w:numId="12">
+  <w:num w:numId="12" w16cid:durableId="134378224">
     <w:abstractNumId w:val="9"/>
   </w:num>
-  <w:num w:numId="13">
+  <w:num w:numId="13" w16cid:durableId="1571424937">
     <w:abstractNumId w:val="16"/>
   </w:num>
-  <w:num w:numId="14">
+  <w:num w:numId="14" w16cid:durableId="720327597">
     <w:abstractNumId w:val="31"/>
   </w:num>
-  <w:num w:numId="15">
+  <w:num w:numId="15" w16cid:durableId="1106072839">
     <w:abstractNumId w:val="8"/>
   </w:num>
-  <w:num w:numId="16">
+  <w:num w:numId="16" w16cid:durableId="653411693">
     <w:abstractNumId w:val="28"/>
   </w:num>
-  <w:num w:numId="17">
+  <w:num w:numId="17" w16cid:durableId="1185365937">
     <w:abstractNumId w:val="7"/>
   </w:num>
-  <w:num w:numId="18">
+  <w:num w:numId="18" w16cid:durableId="1311983467">
     <w:abstractNumId w:val="15"/>
     <w:lvlOverride w:ilvl="0">
       <w:startOverride w:val="1"/>
@@ -32240,70 +32276,70 @@
       <w:startOverride w:val="1"/>
     </w:lvlOverride>
   </w:num>
-  <w:num w:numId="19">
+  <w:num w:numId="19" w16cid:durableId="1834490595">
     <w:abstractNumId w:val="12"/>
   </w:num>
-  <w:num w:numId="20">
+  <w:num w:numId="20" w16cid:durableId="146240448">
     <w:abstractNumId w:val="18"/>
   </w:num>
-  <w:num w:numId="21">
+  <w:num w:numId="21" w16cid:durableId="1613242068">
     <w:abstractNumId w:val="25"/>
   </w:num>
-  <w:num w:numId="22">
+  <w:num w:numId="22" w16cid:durableId="25714110">
     <w:abstractNumId w:val="32"/>
   </w:num>
-  <w:num w:numId="23">
+  <w:num w:numId="23" w16cid:durableId="456458319">
     <w:abstractNumId w:val="10"/>
   </w:num>
-  <w:num w:numId="24">
+  <w:num w:numId="24" w16cid:durableId="73862981">
     <w:abstractNumId w:val="27"/>
   </w:num>
-  <w:num w:numId="25">
+  <w:num w:numId="25" w16cid:durableId="163977202">
     <w:abstractNumId w:val="23"/>
   </w:num>
-  <w:num w:numId="26">
+  <w:num w:numId="26" w16cid:durableId="1531916464">
     <w:abstractNumId w:val="14"/>
   </w:num>
-  <w:num w:numId="27">
+  <w:num w:numId="27" w16cid:durableId="911156055">
     <w:abstractNumId w:val="21"/>
   </w:num>
-  <w:num w:numId="28">
+  <w:num w:numId="28" w16cid:durableId="571893955">
     <w:abstractNumId w:val="11"/>
   </w:num>
-  <w:num w:numId="29">
+  <w:num w:numId="29" w16cid:durableId="1719477474">
     <w:abstractNumId w:val="0"/>
   </w:num>
-  <w:num w:numId="30">
+  <w:num w:numId="30" w16cid:durableId="1175655510">
     <w:abstractNumId w:val="1"/>
   </w:num>
-  <w:num w:numId="31">
+  <w:num w:numId="31" w16cid:durableId="27797262">
     <w:abstractNumId w:val="19"/>
   </w:num>
-  <w:num w:numId="32">
+  <w:num w:numId="32" w16cid:durableId="1847743878">
     <w:abstractNumId w:val="24"/>
   </w:num>
-  <w:num w:numId="33">
+  <w:num w:numId="33" w16cid:durableId="1839809758">
     <w:abstractNumId w:val="13"/>
   </w:num>
-  <w:num w:numId="34">
+  <w:num w:numId="34" w16cid:durableId="620237">
     <w:abstractNumId w:val="15"/>
   </w:num>
-  <w:num w:numId="35">
+  <w:num w:numId="35" w16cid:durableId="1305506693">
     <w:abstractNumId w:val="15"/>
   </w:num>
-  <w:num w:numId="36">
+  <w:num w:numId="36" w16cid:durableId="1431702754">
     <w:abstractNumId w:val="15"/>
   </w:num>
-  <w:num w:numId="37">
+  <w:num w:numId="37" w16cid:durableId="1965961266">
     <w:abstractNumId w:val="6"/>
   </w:num>
-  <w:num w:numId="38">
+  <w:num w:numId="38" w16cid:durableId="1522355752">
     <w:abstractNumId w:val="35"/>
   </w:num>
-  <w:num w:numId="39">
+  <w:num w:numId="39" w16cid:durableId="1708024248">
     <w:abstractNumId w:val="34"/>
   </w:num>
-  <w:num w:numId="40">
+  <w:num w:numId="40" w16cid:durableId="1854763975">
     <w:abstractNumId w:val="5"/>
   </w:num>
   <w:numIdMacAtCleanup w:val="27"/>
